--- a/templates/custom_template.docx
+++ b/templates/custom_template.docx
@@ -147,6 +147,7 @@
                                             <w:lang w:val="ru-RU"/>
                                           </w:rPr>
                                         </w:pPr>
+                                        <w:proofErr w:type="gramStart"/>
                                         <w:r>
                                           <w:rPr>
                                             <w:rFonts w:asciiTheme="majorHAnsi" w:hAnsiTheme="majorHAnsi" w:cstheme="majorHAnsi"/>
@@ -191,6 +192,7 @@
                                           </w:rPr>
                                           <w:t>ото</w:t>
                                         </w:r>
+                                        <w:proofErr w:type="gramEnd"/>
                                         <w:r>
                                           <w:rPr>
                                             <w:rFonts w:asciiTheme="majorHAnsi" w:hAnsiTheme="majorHAnsi" w:cstheme="majorHAnsi"/>
@@ -437,7 +439,6 @@
                     <w:rPr>
                       <w:rFonts w:asciiTheme="majorHAnsi" w:hAnsiTheme="majorHAnsi" w:cstheme="majorHAnsi"/>
                       <w:color w:val="FFFFFF" w:themeColor="background1"/>
-                      <w:lang w:val="ru-RU"/>
                     </w:rPr>
                   </w:pPr>
                 </w:p>
@@ -466,7 +467,6 @@
                 <w:color w:val="FFFFFF" w:themeColor="background1"/>
                 <w:sz w:val="28"/>
                 <w:szCs w:val="28"/>
-                <w:lang w:val="ru-RU"/>
               </w:rPr>
             </w:pPr>
             <w:r>
@@ -475,7 +475,6 @@
                 <w:color w:val="FFFFFF" w:themeColor="background1"/>
                 <w:sz w:val="28"/>
                 <w:szCs w:val="28"/>
-                <w:lang w:val="ru-RU"/>
               </w:rPr>
               <w:t xml:space="preserve"> </w:t>
             </w:r>
@@ -533,7 +532,6 @@
                 <w:color w:val="FFFFFF" w:themeColor="background1"/>
                 <w:sz w:val="28"/>
                 <w:szCs w:val="28"/>
-                <w:lang w:val="ru-RU"/>
               </w:rPr>
             </w:pPr>
           </w:p>
@@ -547,7 +545,6 @@
                 <w:color w:val="FFFFFF" w:themeColor="background1"/>
                 <w:sz w:val="28"/>
                 <w:szCs w:val="28"/>
-                <w:lang w:val="ru-RU"/>
               </w:rPr>
             </w:pPr>
             <w:r>
@@ -569,7 +566,6 @@
               <w:rPr>
                 <w:rFonts w:asciiTheme="majorHAnsi" w:hAnsiTheme="majorHAnsi" w:cstheme="majorHAnsi"/>
                 <w:color w:val="C3C2C2"/>
-                <w:lang w:val="ru-RU"/>
               </w:rPr>
             </w:pPr>
             <w:r>
@@ -583,7 +579,6 @@
               <w:rPr>
                 <w:rFonts w:asciiTheme="majorHAnsi" w:hAnsiTheme="majorHAnsi" w:cstheme="majorHAnsi"/>
                 <w:color w:val="C3C2C2"/>
-                <w:lang w:val="ru-RU"/>
               </w:rPr>
               <w:t xml:space="preserve"> </w:t>
             </w:r>
@@ -598,7 +593,6 @@
                 <w:color w:val="FFFFFF" w:themeColor="background1"/>
                 <w:sz w:val="28"/>
                 <w:szCs w:val="28"/>
-                <w:lang w:val="ru-RU"/>
               </w:rPr>
             </w:pPr>
           </w:p>
@@ -1034,12 +1028,14 @@
                     </w:rPr>
                     <w:t>{</w:t>
                   </w:r>
+                  <w:proofErr w:type="spellStart"/>
                   <w:r>
                     <w:rPr>
                       <w:shd w:val="clear" w:color="auto" w:fill="FFFFFF"/>
                     </w:rPr>
                     <w:t>project_experience</w:t>
                   </w:r>
+                  <w:proofErr w:type="spellEnd"/>
                   <w:r>
                     <w:rPr>
                       <w:rStyle w:val="normaltextrun"/>
@@ -1213,8 +1209,12 @@
       </w:pPr>
     </w:p>
     <w:sectPr>
-      <w:headerReference w:type="default" r:id="rId8"/>
-      <w:headerReference w:type="first" r:id="rId9"/>
+      <w:headerReference w:type="even" r:id="rId8"/>
+      <w:headerReference w:type="default" r:id="rId9"/>
+      <w:footerReference w:type="even" r:id="rId10"/>
+      <w:footerReference w:type="default" r:id="rId11"/>
+      <w:headerReference w:type="first" r:id="rId12"/>
+      <w:footerReference w:type="first" r:id="rId13"/>
       <w:pgSz w:w="11906" w:h="16838" w:code="9"/>
       <w:pgMar w:top="0" w:right="0" w:bottom="0" w:left="0" w:header="0" w:footer="340" w:gutter="0"/>
       <w:cols w:space="720"/>
@@ -1250,6 +1250,36 @@
 </w:endnotes>
 </file>
 
+<file path=word/footer1.xml><?xml version="1.0" encoding="utf-8"?>
+<w:ftr xmlns:wpc="http://schemas.microsoft.com/office/word/2010/wordprocessingCanvas" xmlns:cx="http://schemas.microsoft.com/office/drawing/2014/chartex" xmlns:cx1="http://schemas.microsoft.com/office/drawing/2015/9/8/chartex" xmlns:cx2="http://schemas.microsoft.com/office/drawing/2015/10/21/chartex" xmlns:cx3="http://schemas.microsoft.com/office/drawing/2016/5/9/chartex" xmlns:cx4="http://schemas.microsoft.com/office/drawing/2016/5/10/chartex" xmlns:cx5="http://schemas.microsoft.com/office/drawing/2016/5/11/chartex" xmlns:cx6="http://schemas.microsoft.com/office/drawing/2016/5/12/chartex" xmlns:cx7="http://schemas.microsoft.com/office/drawing/2016/5/13/chartex" xmlns:cx8="http://schemas.microsoft.com/office/drawing/2016/5/14/chartex" xmlns:mc="http://schemas.openxmlformats.org/markup-compatibility/2006" xmlns:aink="http://schemas.microsoft.com/office/drawing/2016/ink" xmlns:am3d="http://schemas.microsoft.com/office/drawing/2017/model3d" xmlns:o="urn:schemas-microsoft-com:office:office" xmlns:oel="http://schemas.microsoft.com/office/2019/extlst" xmlns:r="http://schemas.openxmlformats.org/officeDocument/2006/relationships" xmlns:m="http://schemas.openxmlformats.org/officeDocument/2006/math" xmlns:v="urn:schemas-microsoft-com:vml" xmlns:wp14="http://schemas.microsoft.com/office/word/2010/wordprocessingDrawing" xmlns:wp="http://schemas.openxmlformats.org/drawingml/2006/wordprocessingDrawing" xmlns:w10="urn:schemas-microsoft-com:office:word" xmlns:w="http://schemas.openxmlformats.org/wordprocessingml/2006/main" xmlns:w14="http://schemas.microsoft.com/office/word/2010/wordml" xmlns:w15="http://schemas.microsoft.com/office/word/2012/wordml" xmlns:w16cex="http://schemas.microsoft.com/office/word/2018/wordml/cex" xmlns:w16cid="http://schemas.microsoft.com/office/word/2016/wordml/cid" xmlns:w16="http://schemas.microsoft.com/office/word/2018/wordml" xmlns:w16sdtdh="http://schemas.microsoft.com/office/word/2020/wordml/sdtdatahash" xmlns:w16se="http://schemas.microsoft.com/office/word/2015/wordml/symex" xmlns:wpg="http://schemas.microsoft.com/office/word/2010/wordprocessingGroup" xmlns:wpi="http://schemas.microsoft.com/office/word/2010/wordprocessingInk" xmlns:wne="http://schemas.microsoft.com/office/word/2006/wordml" xmlns:wps="http://schemas.microsoft.com/office/word/2010/wordprocessingShape" mc:Ignorable="w14 w15 w16se w16cid w16 w16cex w16sdtdh wp14">
+  <w:p>
+    <w:pPr>
+      <w:pStyle w:val="a7"/>
+    </w:pPr>
+  </w:p>
+</w:ftr>
+</file>
+
+<file path=word/footer2.xml><?xml version="1.0" encoding="utf-8"?>
+<w:ftr xmlns:wpc="http://schemas.microsoft.com/office/word/2010/wordprocessingCanvas" xmlns:cx="http://schemas.microsoft.com/office/drawing/2014/chartex" xmlns:cx1="http://schemas.microsoft.com/office/drawing/2015/9/8/chartex" xmlns:cx2="http://schemas.microsoft.com/office/drawing/2015/10/21/chartex" xmlns:cx3="http://schemas.microsoft.com/office/drawing/2016/5/9/chartex" xmlns:cx4="http://schemas.microsoft.com/office/drawing/2016/5/10/chartex" xmlns:cx5="http://schemas.microsoft.com/office/drawing/2016/5/11/chartex" xmlns:cx6="http://schemas.microsoft.com/office/drawing/2016/5/12/chartex" xmlns:cx7="http://schemas.microsoft.com/office/drawing/2016/5/13/chartex" xmlns:cx8="http://schemas.microsoft.com/office/drawing/2016/5/14/chartex" xmlns:mc="http://schemas.openxmlformats.org/markup-compatibility/2006" xmlns:aink="http://schemas.microsoft.com/office/drawing/2016/ink" xmlns:am3d="http://schemas.microsoft.com/office/drawing/2017/model3d" xmlns:o="urn:schemas-microsoft-com:office:office" xmlns:oel="http://schemas.microsoft.com/office/2019/extlst" xmlns:r="http://schemas.openxmlformats.org/officeDocument/2006/relationships" xmlns:m="http://schemas.openxmlformats.org/officeDocument/2006/math" xmlns:v="urn:schemas-microsoft-com:vml" xmlns:wp14="http://schemas.microsoft.com/office/word/2010/wordprocessingDrawing" xmlns:wp="http://schemas.openxmlformats.org/drawingml/2006/wordprocessingDrawing" xmlns:w10="urn:schemas-microsoft-com:office:word" xmlns:w="http://schemas.openxmlformats.org/wordprocessingml/2006/main" xmlns:w14="http://schemas.microsoft.com/office/word/2010/wordml" xmlns:w15="http://schemas.microsoft.com/office/word/2012/wordml" xmlns:w16cex="http://schemas.microsoft.com/office/word/2018/wordml/cex" xmlns:w16cid="http://schemas.microsoft.com/office/word/2016/wordml/cid" xmlns:w16="http://schemas.microsoft.com/office/word/2018/wordml" xmlns:w16sdtdh="http://schemas.microsoft.com/office/word/2020/wordml/sdtdatahash" xmlns:w16se="http://schemas.microsoft.com/office/word/2015/wordml/symex" xmlns:wpg="http://schemas.microsoft.com/office/word/2010/wordprocessingGroup" xmlns:wpi="http://schemas.microsoft.com/office/word/2010/wordprocessingInk" xmlns:wne="http://schemas.microsoft.com/office/word/2006/wordml" xmlns:wps="http://schemas.microsoft.com/office/word/2010/wordprocessingShape" mc:Ignorable="w14 w15 w16se w16cid w16 w16cex w16sdtdh wp14">
+  <w:p>
+    <w:pPr>
+      <w:pStyle w:val="a7"/>
+    </w:pPr>
+  </w:p>
+</w:ftr>
+</file>
+
+<file path=word/footer3.xml><?xml version="1.0" encoding="utf-8"?>
+<w:ftr xmlns:wpc="http://schemas.microsoft.com/office/word/2010/wordprocessingCanvas" xmlns:cx="http://schemas.microsoft.com/office/drawing/2014/chartex" xmlns:cx1="http://schemas.microsoft.com/office/drawing/2015/9/8/chartex" xmlns:cx2="http://schemas.microsoft.com/office/drawing/2015/10/21/chartex" xmlns:cx3="http://schemas.microsoft.com/office/drawing/2016/5/9/chartex" xmlns:cx4="http://schemas.microsoft.com/office/drawing/2016/5/10/chartex" xmlns:cx5="http://schemas.microsoft.com/office/drawing/2016/5/11/chartex" xmlns:cx6="http://schemas.microsoft.com/office/drawing/2016/5/12/chartex" xmlns:cx7="http://schemas.microsoft.com/office/drawing/2016/5/13/chartex" xmlns:cx8="http://schemas.microsoft.com/office/drawing/2016/5/14/chartex" xmlns:mc="http://schemas.openxmlformats.org/markup-compatibility/2006" xmlns:aink="http://schemas.microsoft.com/office/drawing/2016/ink" xmlns:am3d="http://schemas.microsoft.com/office/drawing/2017/model3d" xmlns:o="urn:schemas-microsoft-com:office:office" xmlns:oel="http://schemas.microsoft.com/office/2019/extlst" xmlns:r="http://schemas.openxmlformats.org/officeDocument/2006/relationships" xmlns:m="http://schemas.openxmlformats.org/officeDocument/2006/math" xmlns:v="urn:schemas-microsoft-com:vml" xmlns:wp14="http://schemas.microsoft.com/office/word/2010/wordprocessingDrawing" xmlns:wp="http://schemas.openxmlformats.org/drawingml/2006/wordprocessingDrawing" xmlns:w10="urn:schemas-microsoft-com:office:word" xmlns:w="http://schemas.openxmlformats.org/wordprocessingml/2006/main" xmlns:w14="http://schemas.microsoft.com/office/word/2010/wordml" xmlns:w15="http://schemas.microsoft.com/office/word/2012/wordml" xmlns:w16cex="http://schemas.microsoft.com/office/word/2018/wordml/cex" xmlns:w16cid="http://schemas.microsoft.com/office/word/2016/wordml/cid" xmlns:w16="http://schemas.microsoft.com/office/word/2018/wordml" xmlns:w16sdtdh="http://schemas.microsoft.com/office/word/2020/wordml/sdtdatahash" xmlns:w16se="http://schemas.microsoft.com/office/word/2015/wordml/symex" xmlns:wpg="http://schemas.microsoft.com/office/word/2010/wordprocessingGroup" xmlns:wpi="http://schemas.microsoft.com/office/word/2010/wordprocessingInk" xmlns:wne="http://schemas.microsoft.com/office/word/2006/wordml" xmlns:wps="http://schemas.microsoft.com/office/word/2010/wordprocessingShape" mc:Ignorable="w14 w15 w16se w16cid w16 w16cex w16sdtdh wp14">
+  <w:p>
+    <w:pPr>
+      <w:pStyle w:val="a7"/>
+    </w:pPr>
+  </w:p>
+</w:ftr>
+</file>
+
 <file path=word/footnotes.xml><?xml version="1.0" encoding="utf-8"?>
 <w:footnotes xmlns:wpc="http://schemas.microsoft.com/office/word/2010/wordprocessingCanvas" xmlns:cx="http://schemas.microsoft.com/office/drawing/2014/chartex" xmlns:cx1="http://schemas.microsoft.com/office/drawing/2015/9/8/chartex" xmlns:cx2="http://schemas.microsoft.com/office/drawing/2015/10/21/chartex" xmlns:cx3="http://schemas.microsoft.com/office/drawing/2016/5/9/chartex" xmlns:cx4="http://schemas.microsoft.com/office/drawing/2016/5/10/chartex" xmlns:cx5="http://schemas.microsoft.com/office/drawing/2016/5/11/chartex" xmlns:cx6="http://schemas.microsoft.com/office/drawing/2016/5/12/chartex" xmlns:cx7="http://schemas.microsoft.com/office/drawing/2016/5/13/chartex" xmlns:cx8="http://schemas.microsoft.com/office/drawing/2016/5/14/chartex" xmlns:mc="http://schemas.openxmlformats.org/markup-compatibility/2006" xmlns:aink="http://schemas.microsoft.com/office/drawing/2016/ink" xmlns:am3d="http://schemas.microsoft.com/office/drawing/2017/model3d" xmlns:o="urn:schemas-microsoft-com:office:office" xmlns:oel="http://schemas.microsoft.com/office/2019/extlst" xmlns:r="http://schemas.openxmlformats.org/officeDocument/2006/relationships" xmlns:m="http://schemas.openxmlformats.org/officeDocument/2006/math" xmlns:v="urn:schemas-microsoft-com:vml" xmlns:wp14="http://schemas.microsoft.com/office/word/2010/wordprocessingDrawing" xmlns:wp="http://schemas.openxmlformats.org/drawingml/2006/wordprocessingDrawing" xmlns:w10="urn:schemas-microsoft-com:office:word" xmlns:w="http://schemas.openxmlformats.org/wordprocessingml/2006/main" xmlns:w14="http://schemas.microsoft.com/office/word/2010/wordml" xmlns:w15="http://schemas.microsoft.com/office/word/2012/wordml" xmlns:w16cex="http://schemas.microsoft.com/office/word/2018/wordml/cex" xmlns:w16cid="http://schemas.microsoft.com/office/word/2016/wordml/cid" xmlns:w16="http://schemas.microsoft.com/office/word/2018/wordml" xmlns:w16sdtdh="http://schemas.microsoft.com/office/word/2020/wordml/sdtdatahash" xmlns:w16se="http://schemas.microsoft.com/office/word/2015/wordml/symex" xmlns:wpg="http://schemas.microsoft.com/office/word/2010/wordprocessingGroup" xmlns:wpi="http://schemas.microsoft.com/office/word/2010/wordprocessingInk" xmlns:wne="http://schemas.microsoft.com/office/word/2006/wordml" xmlns:wps="http://schemas.microsoft.com/office/word/2010/wordprocessingShape" mc:Ignorable="w14 w15 w16se w16cid w16 w16cex w16sdtdh wp14">
   <w:footnote w:type="separator" w:id="-1">
@@ -1276,6 +1306,16 @@
 </file>
 
 <file path=word/header1.xml><?xml version="1.0" encoding="utf-8"?>
+<w:hdr xmlns:wpc="http://schemas.microsoft.com/office/word/2010/wordprocessingCanvas" xmlns:cx="http://schemas.microsoft.com/office/drawing/2014/chartex" xmlns:cx1="http://schemas.microsoft.com/office/drawing/2015/9/8/chartex" xmlns:cx2="http://schemas.microsoft.com/office/drawing/2015/10/21/chartex" xmlns:cx3="http://schemas.microsoft.com/office/drawing/2016/5/9/chartex" xmlns:cx4="http://schemas.microsoft.com/office/drawing/2016/5/10/chartex" xmlns:cx5="http://schemas.microsoft.com/office/drawing/2016/5/11/chartex" xmlns:cx6="http://schemas.microsoft.com/office/drawing/2016/5/12/chartex" xmlns:cx7="http://schemas.microsoft.com/office/drawing/2016/5/13/chartex" xmlns:cx8="http://schemas.microsoft.com/office/drawing/2016/5/14/chartex" xmlns:mc="http://schemas.openxmlformats.org/markup-compatibility/2006" xmlns:aink="http://schemas.microsoft.com/office/drawing/2016/ink" xmlns:am3d="http://schemas.microsoft.com/office/drawing/2017/model3d" xmlns:o="urn:schemas-microsoft-com:office:office" xmlns:oel="http://schemas.microsoft.com/office/2019/extlst" xmlns:r="http://schemas.openxmlformats.org/officeDocument/2006/relationships" xmlns:m="http://schemas.openxmlformats.org/officeDocument/2006/math" xmlns:v="urn:schemas-microsoft-com:vml" xmlns:wp14="http://schemas.microsoft.com/office/word/2010/wordprocessingDrawing" xmlns:wp="http://schemas.openxmlformats.org/drawingml/2006/wordprocessingDrawing" xmlns:w10="urn:schemas-microsoft-com:office:word" xmlns:w="http://schemas.openxmlformats.org/wordprocessingml/2006/main" xmlns:w14="http://schemas.microsoft.com/office/word/2010/wordml" xmlns:w15="http://schemas.microsoft.com/office/word/2012/wordml" xmlns:w16cex="http://schemas.microsoft.com/office/word/2018/wordml/cex" xmlns:w16cid="http://schemas.microsoft.com/office/word/2016/wordml/cid" xmlns:w16="http://schemas.microsoft.com/office/word/2018/wordml" xmlns:w16sdtdh="http://schemas.microsoft.com/office/word/2020/wordml/sdtdatahash" xmlns:w16se="http://schemas.microsoft.com/office/word/2015/wordml/symex" xmlns:wpg="http://schemas.microsoft.com/office/word/2010/wordprocessingGroup" xmlns:wpi="http://schemas.microsoft.com/office/word/2010/wordprocessingInk" xmlns:wne="http://schemas.microsoft.com/office/word/2006/wordml" xmlns:wps="http://schemas.microsoft.com/office/word/2010/wordprocessingShape" mc:Ignorable="w14 w15 w16se w16cid w16 w16cex w16sdtdh wp14">
+  <w:p>
+    <w:pPr>
+      <w:pStyle w:val="a5"/>
+    </w:pPr>
+  </w:p>
+</w:hdr>
+</file>
+
+<file path=word/header2.xml><?xml version="1.0" encoding="utf-8"?>
 <w:hdr xmlns:wpc="http://schemas.microsoft.com/office/word/2010/wordprocessingCanvas" xmlns:cx="http://schemas.microsoft.com/office/drawing/2014/chartex" xmlns:cx1="http://schemas.microsoft.com/office/drawing/2015/9/8/chartex" xmlns:cx2="http://schemas.microsoft.com/office/drawing/2015/10/21/chartex" xmlns:cx3="http://schemas.microsoft.com/office/drawing/2016/5/9/chartex" xmlns:cx4="http://schemas.microsoft.com/office/drawing/2016/5/10/chartex" xmlns:cx5="http://schemas.microsoft.com/office/drawing/2016/5/11/chartex" xmlns:cx6="http://schemas.microsoft.com/office/drawing/2016/5/12/chartex" xmlns:cx7="http://schemas.microsoft.com/office/drawing/2016/5/13/chartex" xmlns:cx8="http://schemas.microsoft.com/office/drawing/2016/5/14/chartex" xmlns:mc="http://schemas.openxmlformats.org/markup-compatibility/2006" xmlns:aink="http://schemas.microsoft.com/office/drawing/2016/ink" xmlns:am3d="http://schemas.microsoft.com/office/drawing/2017/model3d" xmlns:o="urn:schemas-microsoft-com:office:office" xmlns:oel="http://schemas.microsoft.com/office/2019/extlst" xmlns:r="http://schemas.openxmlformats.org/officeDocument/2006/relationships" xmlns:m="http://schemas.openxmlformats.org/officeDocument/2006/math" xmlns:v="urn:schemas-microsoft-com:vml" xmlns:wp14="http://schemas.microsoft.com/office/word/2010/wordprocessingDrawing" xmlns:wp="http://schemas.openxmlformats.org/drawingml/2006/wordprocessingDrawing" xmlns:w10="urn:schemas-microsoft-com:office:word" xmlns:w="http://schemas.openxmlformats.org/wordprocessingml/2006/main" xmlns:w14="http://schemas.microsoft.com/office/word/2010/wordml" xmlns:w15="http://schemas.microsoft.com/office/word/2012/wordml" xmlns:w16cex="http://schemas.microsoft.com/office/word/2018/wordml/cex" xmlns:w16cid="http://schemas.microsoft.com/office/word/2016/wordml/cid" xmlns:w16="http://schemas.microsoft.com/office/word/2018/wordml" xmlns:w16sdtdh="http://schemas.microsoft.com/office/word/2020/wordml/sdtdatahash" xmlns:w16se="http://schemas.microsoft.com/office/word/2015/wordml/symex" xmlns:wpg="http://schemas.microsoft.com/office/word/2010/wordprocessingGroup" xmlns:wpi="http://schemas.microsoft.com/office/word/2010/wordprocessingInk" xmlns:wne="http://schemas.microsoft.com/office/word/2006/wordml" xmlns:wps="http://schemas.microsoft.com/office/word/2010/wordprocessingShape" mc:Ignorable="w14 w15 w16se w16cid w16 w16cex w16sdtdh wp14">
   <w:p>
     <w:pPr>
@@ -1291,7 +1331,7 @@
 </w:hdr>
 </file>
 
-<file path=word/header2.xml><?xml version="1.0" encoding="utf-8"?>
+<file path=word/header3.xml><?xml version="1.0" encoding="utf-8"?>
 <w:hdr xmlns:wpc="http://schemas.microsoft.com/office/word/2010/wordprocessingCanvas" xmlns:cx="http://schemas.microsoft.com/office/drawing/2014/chartex" xmlns:cx1="http://schemas.microsoft.com/office/drawing/2015/9/8/chartex" xmlns:cx2="http://schemas.microsoft.com/office/drawing/2015/10/21/chartex" xmlns:cx3="http://schemas.microsoft.com/office/drawing/2016/5/9/chartex" xmlns:cx4="http://schemas.microsoft.com/office/drawing/2016/5/10/chartex" xmlns:cx5="http://schemas.microsoft.com/office/drawing/2016/5/11/chartex" xmlns:cx6="http://schemas.microsoft.com/office/drawing/2016/5/12/chartex" xmlns:cx7="http://schemas.microsoft.com/office/drawing/2016/5/13/chartex" xmlns:cx8="http://schemas.microsoft.com/office/drawing/2016/5/14/chartex" xmlns:mc="http://schemas.openxmlformats.org/markup-compatibility/2006" xmlns:aink="http://schemas.microsoft.com/office/drawing/2016/ink" xmlns:am3d="http://schemas.microsoft.com/office/drawing/2017/model3d" xmlns:o="urn:schemas-microsoft-com:office:office" xmlns:oel="http://schemas.microsoft.com/office/2019/extlst" xmlns:r="http://schemas.openxmlformats.org/officeDocument/2006/relationships" xmlns:m="http://schemas.openxmlformats.org/officeDocument/2006/math" xmlns:v="urn:schemas-microsoft-com:vml" xmlns:wp14="http://schemas.microsoft.com/office/word/2010/wordprocessingDrawing" xmlns:wp="http://schemas.openxmlformats.org/drawingml/2006/wordprocessingDrawing" xmlns:w10="urn:schemas-microsoft-com:office:word" xmlns:w="http://schemas.openxmlformats.org/wordprocessingml/2006/main" xmlns:w14="http://schemas.microsoft.com/office/word/2010/wordml" xmlns:w15="http://schemas.microsoft.com/office/word/2012/wordml" xmlns:w16cex="http://schemas.microsoft.com/office/word/2018/wordml/cex" xmlns:w16cid="http://schemas.microsoft.com/office/word/2016/wordml/cid" xmlns:w16="http://schemas.microsoft.com/office/word/2018/wordml" xmlns:w16sdtdh="http://schemas.microsoft.com/office/word/2020/wordml/sdtdatahash" xmlns:w16se="http://schemas.microsoft.com/office/word/2015/wordml/symex" xmlns:wpg="http://schemas.microsoft.com/office/word/2010/wordprocessingGroup" xmlns:wpi="http://schemas.microsoft.com/office/word/2010/wordprocessingInk" xmlns:wne="http://schemas.microsoft.com/office/word/2006/wordml" xmlns:wps="http://schemas.microsoft.com/office/word/2010/wordprocessingShape" mc:Ignorable="w14 w15 w16se w16cid w16 w16cex w16sdtdh wp14">
   <w:p>
     <w:pPr>
@@ -1303,18 +1343,18 @@
         <w:lang w:eastAsia="ru-RU"/>
       </w:rPr>
       <w:drawing>
-        <wp:anchor distT="0" distB="0" distL="114300" distR="114300" simplePos="0" relativeHeight="251659264" behindDoc="1" locked="0" layoutInCell="1" allowOverlap="1" wp14:anchorId="72515465" wp14:editId="351F8BB2">
+        <wp:anchor distT="0" distB="0" distL="114300" distR="114300" simplePos="0" relativeHeight="251659264" behindDoc="1" locked="0" layoutInCell="1" allowOverlap="1" wp14:anchorId="4B96130A" wp14:editId="5AE0BBB0">
           <wp:simplePos x="0" y="0"/>
           <wp:positionH relativeFrom="page">
-            <wp:posOffset>0</wp:posOffset>
+            <wp:align>right</wp:align>
           </wp:positionH>
           <wp:positionV relativeFrom="paragraph">
             <wp:posOffset>0</wp:posOffset>
           </wp:positionV>
-          <wp:extent cx="7549662" cy="1259757"/>
+          <wp:extent cx="7553739" cy="1260437"/>
           <wp:effectExtent l="0" t="0" r="0" b="0"/>
           <wp:wrapNone/>
-          <wp:docPr id="2" name="Рисунок 2"/>
+          <wp:docPr id="9" name="Рисунок 9"/>
           <wp:cNvGraphicFramePr>
             <a:graphicFrameLocks xmlns:a="http://schemas.openxmlformats.org/drawingml/2006/main" noChangeAspect="1"/>
           </wp:cNvGraphicFramePr>
@@ -1322,7 +1362,7 @@
             <a:graphicData uri="http://schemas.openxmlformats.org/drawingml/2006/picture">
               <pic:pic xmlns:pic="http://schemas.openxmlformats.org/drawingml/2006/picture">
                 <pic:nvPicPr>
-                  <pic:cNvPr id="2" name="АО Корп ИТ Проекты верт.png"/>
+                  <pic:cNvPr id="1" name="ИС Общее верт.png"/>
                   <pic:cNvPicPr/>
                 </pic:nvPicPr>
                 <pic:blipFill>
@@ -1340,7 +1380,7 @@
                 <pic:spPr>
                   <a:xfrm>
                     <a:off x="0" y="0"/>
-                    <a:ext cx="7549662" cy="1259757"/>
+                    <a:ext cx="7553739" cy="1260437"/>
                   </a:xfrm>
                   <a:prstGeom prst="rect">
                     <a:avLst/>
@@ -3313,6 +3353,7 @@
   <w:style w:type="character" w:default="1" w:styleId="a0">
     <w:name w:val="Default Paragraph Font"/>
     <w:uiPriority w:val="1"/>
+    <w:semiHidden/>
     <w:unhideWhenUsed/>
   </w:style>
   <w:style w:type="table" w:default="1" w:styleId="a1">

--- a/templates/custom_template.docx
+++ b/templates/custom_template.docx
@@ -1,11 +1,11 @@
 
 <file path=word/document.xml><?xml version="1.0" encoding="utf-8"?>
-<w:document xmlns:wpc="http://schemas.microsoft.com/office/word/2010/wordprocessingCanvas" xmlns:cx="http://schemas.microsoft.com/office/drawing/2014/chartex" xmlns:cx1="http://schemas.microsoft.com/office/drawing/2015/9/8/chartex" xmlns:cx2="http://schemas.microsoft.com/office/drawing/2015/10/21/chartex" xmlns:cx3="http://schemas.microsoft.com/office/drawing/2016/5/9/chartex" xmlns:cx4="http://schemas.microsoft.com/office/drawing/2016/5/10/chartex" xmlns:cx5="http://schemas.microsoft.com/office/drawing/2016/5/11/chartex" xmlns:cx6="http://schemas.microsoft.com/office/drawing/2016/5/12/chartex" xmlns:cx7="http://schemas.microsoft.com/office/drawing/2016/5/13/chartex" xmlns:cx8="http://schemas.microsoft.com/office/drawing/2016/5/14/chartex" xmlns:mc="http://schemas.openxmlformats.org/markup-compatibility/2006" xmlns:aink="http://schemas.microsoft.com/office/drawing/2016/ink" xmlns:am3d="http://schemas.microsoft.com/office/drawing/2017/model3d" xmlns:o="urn:schemas-microsoft-com:office:office" xmlns:oel="http://schemas.microsoft.com/office/2019/extlst" xmlns:r="http://schemas.openxmlformats.org/officeDocument/2006/relationships" xmlns:m="http://schemas.openxmlformats.org/officeDocument/2006/math" xmlns:v="urn:schemas-microsoft-com:vml" xmlns:wp14="http://schemas.microsoft.com/office/word/2010/wordprocessingDrawing" xmlns:wp="http://schemas.openxmlformats.org/drawingml/2006/wordprocessingDrawing" xmlns:w10="urn:schemas-microsoft-com:office:word" xmlns:w="http://schemas.openxmlformats.org/wordprocessingml/2006/main" xmlns:w14="http://schemas.microsoft.com/office/word/2010/wordml" xmlns:w15="http://schemas.microsoft.com/office/word/2012/wordml" xmlns:w16cex="http://schemas.microsoft.com/office/word/2018/wordml/cex" xmlns:w16cid="http://schemas.microsoft.com/office/word/2016/wordml/cid" xmlns:w16="http://schemas.microsoft.com/office/word/2018/wordml" xmlns:w16sdtdh="http://schemas.microsoft.com/office/word/2020/wordml/sdtdatahash" xmlns:w16se="http://schemas.microsoft.com/office/word/2015/wordml/symex" xmlns:wpg="http://schemas.microsoft.com/office/word/2010/wordprocessingGroup" xmlns:wpi="http://schemas.microsoft.com/office/word/2010/wordprocessingInk" xmlns:wne="http://schemas.microsoft.com/office/word/2006/wordml" xmlns:wps="http://schemas.microsoft.com/office/word/2010/wordprocessingShape" mc:Ignorable="w14 w15 w16se w16cid w16 w16cex w16sdtdh wp14">
+<w:document xmlns:wpc="http://schemas.microsoft.com/office/word/2010/wordprocessingCanvas" xmlns:cx="http://schemas.microsoft.com/office/drawing/2014/chartex" xmlns:cx1="http://schemas.microsoft.com/office/drawing/2015/9/8/chartex" xmlns:cx2="http://schemas.microsoft.com/office/drawing/2015/10/21/chartex" xmlns:cx3="http://schemas.microsoft.com/office/drawing/2016/5/9/chartex" xmlns:cx4="http://schemas.microsoft.com/office/drawing/2016/5/10/chartex" xmlns:cx5="http://schemas.microsoft.com/office/drawing/2016/5/11/chartex" xmlns:cx6="http://schemas.microsoft.com/office/drawing/2016/5/12/chartex" xmlns:cx7="http://schemas.microsoft.com/office/drawing/2016/5/13/chartex" xmlns:cx8="http://schemas.microsoft.com/office/drawing/2016/5/14/chartex" xmlns:mc="http://schemas.openxmlformats.org/markup-compatibility/2006" xmlns:aink="http://schemas.microsoft.com/office/drawing/2016/ink" xmlns:am3d="http://schemas.microsoft.com/office/drawing/2017/model3d" xmlns:o="urn:schemas-microsoft-com:office:office" xmlns:r="http://schemas.openxmlformats.org/officeDocument/2006/relationships" xmlns:m="http://schemas.openxmlformats.org/officeDocument/2006/math" xmlns:v="urn:schemas-microsoft-com:vml" xmlns:wp14="http://schemas.microsoft.com/office/word/2010/wordprocessingDrawing" xmlns:wp="http://schemas.openxmlformats.org/drawingml/2006/wordprocessingDrawing" xmlns:w10="urn:schemas-microsoft-com:office:word" xmlns:w="http://schemas.openxmlformats.org/wordprocessingml/2006/main" xmlns:w14="http://schemas.microsoft.com/office/word/2010/wordml" xmlns:w15="http://schemas.microsoft.com/office/word/2012/wordml" xmlns:w16cex="http://schemas.microsoft.com/office/word/2018/wordml/cex" xmlns:w16cid="http://schemas.microsoft.com/office/word/2016/wordml/cid" xmlns:w16="http://schemas.microsoft.com/office/word/2018/wordml" xmlns:w16sdtdh="http://schemas.microsoft.com/office/word/2020/wordml/sdtdatahash" xmlns:w16se="http://schemas.microsoft.com/office/word/2015/wordml/symex" xmlns:wpg="http://schemas.microsoft.com/office/word/2010/wordprocessingGroup" xmlns:wpi="http://schemas.microsoft.com/office/word/2010/wordprocessingInk" xmlns:wne="http://schemas.microsoft.com/office/word/2006/wordml" xmlns:wps="http://schemas.microsoft.com/office/word/2010/wordprocessingShape" mc:Ignorable="w14 w15 w16se w16cid w16 w16cex w16sdtdh wp14">
   <w:body>
     <w:tbl>
       <w:tblPr>
         <w:tblStyle w:val="a3"/>
-        <w:tblW w:w="14945" w:type="dxa"/>
+        <w:tblW w:w="11128" w:type="dxa"/>
         <w:tblBorders>
           <w:top w:val="none" w:sz="0" w:space="0" w:color="auto"/>
           <w:left w:val="none" w:sz="0" w:space="0" w:color="auto"/>
@@ -17,16 +17,16 @@
         <w:tblLook w:val="04A0" w:firstRow="1" w:lastRow="0" w:firstColumn="1" w:lastColumn="0" w:noHBand="0" w:noVBand="1"/>
       </w:tblPr>
       <w:tblGrid>
-        <w:gridCol w:w="4395"/>
-        <w:gridCol w:w="10550"/>
+        <w:gridCol w:w="4117"/>
+        <w:gridCol w:w="7647"/>
       </w:tblGrid>
       <w:tr>
         <w:trPr>
-          <w:trHeight w:val="16838"/>
+          <w:trHeight w:val="16976"/>
         </w:trPr>
         <w:tc>
           <w:tcPr>
-            <w:tcW w:w="4395" w:type="dxa"/>
+            <w:tcW w:w="3272" w:type="dxa"/>
             <w:shd w:val="clear" w:color="auto" w:fill="2C3144"/>
           </w:tcPr>
           <w:p>
@@ -46,7 +46,7 @@
           <w:tbl>
             <w:tblPr>
               <w:tblStyle w:val="a3"/>
-              <w:tblW w:w="3824" w:type="dxa"/>
+              <w:tblW w:w="3901" w:type="dxa"/>
               <w:tblBorders>
                 <w:top w:val="none" w:sz="0" w:space="0" w:color="auto"/>
                 <w:left w:val="none" w:sz="0" w:space="0" w:color="auto"/>
@@ -58,16 +58,16 @@
               <w:tblLook w:val="04A0" w:firstRow="1" w:lastRow="0" w:firstColumn="1" w:lastColumn="0" w:noHBand="0" w:noVBand="1"/>
             </w:tblPr>
             <w:tblGrid>
-              <w:gridCol w:w="2115"/>
-              <w:gridCol w:w="1709"/>
+              <w:gridCol w:w="2156"/>
+              <w:gridCol w:w="1745"/>
             </w:tblGrid>
             <w:tr>
               <w:trPr>
-                <w:trHeight w:val="63"/>
+                <w:trHeight w:val="67"/>
               </w:trPr>
               <w:tc>
                 <w:tcPr>
-                  <w:tcW w:w="3824" w:type="dxa"/>
+                  <w:tcW w:w="3901" w:type="dxa"/>
                   <w:gridSpan w:val="2"/>
                 </w:tcPr>
                 <w:p>
@@ -82,11 +82,11 @@
             </w:tr>
             <w:tr>
               <w:trPr>
-                <w:trHeight w:val="1937"/>
+                <w:trHeight w:val="2083"/>
               </w:trPr>
               <w:tc>
                 <w:tcPr>
-                  <w:tcW w:w="2115" w:type="dxa"/>
+                  <w:tcW w:w="2156" w:type="dxa"/>
                 </w:tcPr>
                 <w:p>
                   <w:pPr>
@@ -105,15 +105,15 @@
                     <mc:AlternateContent>
                       <mc:Choice Requires="wps">
                         <w:drawing>
-                          <wp:anchor distT="0" distB="0" distL="114300" distR="114300" simplePos="0" relativeHeight="251660288" behindDoc="0" locked="0" layoutInCell="1" allowOverlap="1" wp14:anchorId="76CF327F" wp14:editId="2B491E50">
+                          <wp:anchor distT="0" distB="0" distL="114300" distR="114300" simplePos="0" relativeHeight="251660288" behindDoc="0" locked="0" layoutInCell="1" allowOverlap="1" wp14:anchorId="76CF327F" wp14:editId="73318C7A">
                             <wp:simplePos x="0" y="0"/>
                             <wp:positionH relativeFrom="column">
-                              <wp:posOffset>10835</wp:posOffset>
+                              <wp:posOffset>5715</wp:posOffset>
                             </wp:positionH>
                             <wp:positionV relativeFrom="paragraph">
-                              <wp:posOffset>31985</wp:posOffset>
+                              <wp:posOffset>27305</wp:posOffset>
                             </wp:positionV>
-                            <wp:extent cx="1220962" cy="1220264"/>
+                            <wp:extent cx="1220470" cy="1225550"/>
                             <wp:effectExtent l="0" t="0" r="0" b="0"/>
                             <wp:wrapNone/>
                             <wp:docPr id="4" name="Надпись 4"/>
@@ -125,7 +125,7 @@
                                   <wps:spPr>
                                     <a:xfrm>
                                       <a:off x="0" y="0"/>
-                                      <a:ext cx="1220962" cy="1220264"/>
+                                      <a:ext cx="1220470" cy="1225550"/>
                                     </a:xfrm>
                                     <a:prstGeom prst="rect">
                                       <a:avLst/>
@@ -139,6 +139,7 @@
                                     <w:txbxContent>
                                       <w:p>
                                         <w:pPr>
+                                          <w:ind w:left="-142" w:right="-208"/>
                                           <w:rPr>
                                             <w:rFonts w:asciiTheme="majorHAnsi" w:hAnsiTheme="majorHAnsi" w:cstheme="majorHAnsi"/>
                                             <w:color w:val="FFFFFF" w:themeColor="background1"/>
@@ -184,11 +185,12 @@
                             <v:stroke joinstyle="miter"/>
                             <v:path gradientshapeok="t" o:connecttype="rect"/>
                           </v:shapetype>
-                          <v:shape id="Надпись 4" o:spid="_x0000_s1026" type="#_x0000_t202" style="position:absolute;margin-left:.85pt;margin-top:2.5pt;width:96.15pt;height:96.1pt;z-index:251660288;visibility:visible;mso-wrap-style:square;mso-width-percent:0;mso-height-percent:0;mso-wrap-distance-left:9pt;mso-wrap-distance-top:0;mso-wrap-distance-right:9pt;mso-wrap-distance-bottom:0;mso-position-horizontal:absolute;mso-position-horizontal-relative:text;mso-position-vertical:absolute;mso-position-vertical-relative:text;mso-width-percent:0;mso-height-percent:0;mso-width-relative:margin;mso-height-relative:margin;v-text-anchor:top" o:gfxdata="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" filled="f" stroked="f" strokeweight=".5pt">
+                          <v:shape id="Надпись 4" o:spid="_x0000_s1026" type="#_x0000_t202" style="position:absolute;margin-left:.45pt;margin-top:2.15pt;width:96.1pt;height:96.5pt;z-index:251660288;visibility:visible;mso-wrap-style:square;mso-width-percent:0;mso-height-percent:0;mso-wrap-distance-left:9pt;mso-wrap-distance-top:0;mso-wrap-distance-right:9pt;mso-wrap-distance-bottom:0;mso-position-horizontal:absolute;mso-position-horizontal-relative:text;mso-position-vertical:absolute;mso-position-vertical-relative:text;mso-width-percent:0;mso-height-percent:0;mso-width-relative:margin;mso-height-relative:margin;v-text-anchor:top" o:gfxdata="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" filled="f" stroked="f" strokeweight=".5pt">
                             <v:textbox>
                               <w:txbxContent>
                                 <w:p>
                                   <w:pPr>
+                                    <w:ind w:left="-142" w:right="-208"/>
                                     <w:rPr>
                                       <w:rFonts w:asciiTheme="majorHAnsi" w:hAnsiTheme="majorHAnsi" w:cstheme="majorHAnsi"/>
                                       <w:color w:val="FFFFFF" w:themeColor="background1"/>
@@ -284,7 +286,7 @@
                           </wp:anchor>
                         </w:drawing>
                       </mc:Choice>
-                      <mc:Fallback>
+                      <mc:Fallback xmlns:oel="http://schemas.microsoft.com/office/2019/extlst">
                         <w:pict>
                           <v:rect w14:anchorId="53CC5720" id="Прямоугольник 3" o:spid="_x0000_s1026" style="position:absolute;margin-left:-.45pt;margin-top:2.25pt;width:98.2pt;height:96.55pt;z-index:251659264;visibility:visible;mso-wrap-style:square;mso-wrap-distance-left:9pt;mso-wrap-distance-top:0;mso-wrap-distance-right:9pt;mso-wrap-distance-bottom:0;mso-position-horizontal:absolute;mso-position-horizontal-relative:text;mso-position-vertical:absolute;mso-position-vertical-relative:text;v-text-anchor:middle" o:gfxdata="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" filled="f" strokecolor="white [3212]" strokeweight="1pt"/>
                         </w:pict>
@@ -295,10 +297,11 @@
               </w:tc>
               <w:tc>
                 <w:tcPr>
-                  <w:tcW w:w="1709" w:type="dxa"/>
+                  <w:tcW w:w="1744" w:type="dxa"/>
                 </w:tcPr>
                 <w:p>
                   <w:pPr>
+                    <w:ind w:right="-69"/>
                     <w:rPr>
                       <w:rFonts w:asciiTheme="majorHAnsi" w:hAnsiTheme="majorHAnsi" w:cstheme="majorHAnsi"/>
                       <w:b/>
@@ -380,15 +383,15 @@
               <w:tblLook w:val="04A0" w:firstRow="1" w:lastRow="0" w:firstColumn="1" w:lastColumn="0" w:noHBand="0" w:noVBand="1"/>
             </w:tblPr>
             <w:tblGrid>
-              <w:gridCol w:w="3848"/>
+              <w:gridCol w:w="2865"/>
             </w:tblGrid>
             <w:tr>
               <w:trPr>
-                <w:trHeight w:val="505"/>
+                <w:trHeight w:val="508"/>
               </w:trPr>
               <w:tc>
                 <w:tcPr>
-                  <w:tcW w:w="3848" w:type="dxa"/>
+                  <w:tcW w:w="2865" w:type="dxa"/>
                 </w:tcPr>
                 <w:p>
                   <w:pPr>
@@ -519,15 +522,15 @@
               <w:tblLook w:val="04A0" w:firstRow="1" w:lastRow="0" w:firstColumn="1" w:lastColumn="0" w:noHBand="0" w:noVBand="1"/>
             </w:tblPr>
             <w:tblGrid>
-              <w:gridCol w:w="3824"/>
+              <w:gridCol w:w="2847"/>
             </w:tblGrid>
             <w:tr>
               <w:trPr>
-                <w:trHeight w:val="810"/>
+                <w:trHeight w:val="815"/>
               </w:trPr>
               <w:tc>
                 <w:tcPr>
-                  <w:tcW w:w="3824" w:type="dxa"/>
+                  <w:tcW w:w="2847" w:type="dxa"/>
                 </w:tcPr>
                 <w:p>
                   <w:pPr>
@@ -592,17 +595,10 @@
           </w:p>
           <w:p>
             <w:pPr>
-              <w:pStyle w:val="a4"/>
-              <w:numPr>
-                <w:ilvl w:val="0"/>
-                <w:numId w:val="6"/>
-              </w:numPr>
-              <w:ind w:left="602"/>
+              <w:ind w:left="321"/>
               <w:rPr>
                 <w:rFonts w:asciiTheme="majorHAnsi" w:hAnsiTheme="majorHAnsi" w:cstheme="majorHAnsi"/>
-                <w:b/>
-                <w:bCs/>
-                <w:color w:val="FFFFFF" w:themeColor="background1"/>
+                <w:color w:val="D0CECE" w:themeColor="background2" w:themeShade="E6"/>
                 <w:sz w:val="28"/>
                 <w:szCs w:val="28"/>
                 <w:lang w:val="ru-RU"/>
@@ -611,13 +607,27 @@
             <w:r>
               <w:rPr>
                 <w:rFonts w:asciiTheme="majorHAnsi" w:hAnsiTheme="majorHAnsi" w:cstheme="majorHAnsi"/>
-                <w:b/>
-                <w:bCs/>
-                <w:color w:val="FFFFFF" w:themeColor="background1"/>
+                <w:color w:val="D0CECE" w:themeColor="background2" w:themeShade="E6"/>
                 <w:sz w:val="28"/>
                 <w:szCs w:val="28"/>
               </w:rPr>
-              <w:t>{certification}</w:t>
+              <w:t>{</w:t>
+            </w:r>
+            <w:r>
+              <w:rPr>
+                <w:rFonts w:asciiTheme="majorHAnsi" w:hAnsiTheme="majorHAnsi" w:cstheme="majorHAnsi"/>
+                <w:color w:val="D0CECE" w:themeColor="background2" w:themeShade="E6"/>
+              </w:rPr>
+              <w:t>certification</w:t>
+            </w:r>
+            <w:r>
+              <w:rPr>
+                <w:rFonts w:asciiTheme="majorHAnsi" w:hAnsiTheme="majorHAnsi" w:cstheme="majorHAnsi"/>
+                <w:color w:val="D0CECE" w:themeColor="background2" w:themeShade="E6"/>
+                <w:sz w:val="28"/>
+                <w:szCs w:val="28"/>
+              </w:rPr>
+              <w:t>}</w:t>
             </w:r>
           </w:p>
           <w:p>
@@ -632,12 +642,12 @@
         </w:tc>
         <w:tc>
           <w:tcPr>
-            <w:tcW w:w="10550" w:type="dxa"/>
+            <w:tcW w:w="7856" w:type="dxa"/>
           </w:tcPr>
           <w:tbl>
             <w:tblPr>
               <w:tblStyle w:val="a3"/>
-              <w:tblW w:w="3209" w:type="pct"/>
+              <w:tblW w:w="7399" w:type="dxa"/>
               <w:tblBorders>
                 <w:top w:val="none" w:sz="0" w:space="0" w:color="auto"/>
                 <w:left w:val="none" w:sz="0" w:space="0" w:color="auto"/>
@@ -649,9 +659,12 @@
               <w:tblLook w:val="04A0" w:firstRow="1" w:lastRow="0" w:firstColumn="1" w:lastColumn="0" w:noHBand="0" w:noVBand="1"/>
             </w:tblPr>
             <w:tblGrid>
-              <w:gridCol w:w="6632"/>
+              <w:gridCol w:w="7399"/>
             </w:tblGrid>
             <w:tr>
+              <w:trPr>
+                <w:trHeight w:val="699"/>
+              </w:trPr>
               <w:tc>
                 <w:tcPr>
                   <w:tcW w:w="5000" w:type="pct"/>
@@ -693,16 +706,32 @@
           </w:tbl>
           <w:p>
             <w:pPr>
+              <w:ind w:left="306" w:right="315"/>
               <w:jc w:val="both"/>
               <w:rPr>
                 <w:rFonts w:asciiTheme="majorHAnsi" w:hAnsiTheme="majorHAnsi" w:cstheme="majorHAnsi"/>
+                <w:lang w:val="ru-RU"/>
               </w:rPr>
             </w:pPr>
             <w:r>
               <w:rPr>
                 <w:rFonts w:asciiTheme="majorHAnsi" w:hAnsiTheme="majorHAnsi" w:cstheme="majorHAnsi"/>
+                <w:lang w:val="ru-RU"/>
               </w:rPr>
-              <w:t>{about}</w:t>
+              <w:t>{</w:t>
+            </w:r>
+            <w:r>
+              <w:rPr>
+                <w:rFonts w:asciiTheme="majorHAnsi" w:hAnsiTheme="majorHAnsi" w:cstheme="majorHAnsi"/>
+              </w:rPr>
+              <w:t>about</w:t>
+            </w:r>
+            <w:r>
+              <w:rPr>
+                <w:rFonts w:asciiTheme="majorHAnsi" w:hAnsiTheme="majorHAnsi" w:cstheme="majorHAnsi"/>
+                <w:lang w:val="ru-RU"/>
+              </w:rPr>
+              <w:t>}</w:t>
             </w:r>
           </w:p>
           <w:p>
@@ -737,8 +766,7 @@
               <w:tabs>
                 <w:tab w:val="left" w:pos="882"/>
               </w:tabs>
-              <w:ind w:left="709" w:right="4031"/>
-              <w:jc w:val="both"/>
+              <w:ind w:left="306" w:right="598"/>
               <w:rPr>
                 <w:rStyle w:val="normaltextrun"/>
                 <w:rFonts w:asciiTheme="majorHAnsi" w:hAnsiTheme="majorHAnsi" w:cstheme="majorHAnsi"/>
@@ -758,16 +786,16 @@
           <w:tbl>
             <w:tblPr>
               <w:tblStyle w:val="a3"/>
-              <w:tblW w:w="6930" w:type="dxa"/>
+              <w:tblW w:w="7431" w:type="dxa"/>
               <w:tblLook w:val="04A0" w:firstRow="1" w:lastRow="0" w:firstColumn="1" w:lastColumn="0" w:noHBand="0" w:noVBand="1"/>
             </w:tblPr>
             <w:tblGrid>
-              <w:gridCol w:w="6839"/>
-              <w:gridCol w:w="91"/>
+              <w:gridCol w:w="7334"/>
+              <w:gridCol w:w="97"/>
             </w:tblGrid>
             <w:tr>
               <w:trPr>
-                <w:trHeight w:val="68"/>
+                <w:trHeight w:val="74"/>
               </w:trPr>
               <w:tc>
                 <w:tcPr>
@@ -811,11 +839,12 @@
               </w:tblPrEx>
               <w:trPr>
                 <w:gridAfter w:val="1"/>
-                <w:wAfter w:w="66" w:type="pct"/>
+                <w:wAfter w:w="65" w:type="pct"/>
+                <w:trHeight w:val="893"/>
               </w:trPr>
               <w:tc>
                 <w:tcPr>
-                  <w:tcW w:w="4934" w:type="pct"/>
+                  <w:tcW w:w="4935" w:type="pct"/>
                 </w:tcPr>
                 <w:p>
                   <w:pPr>
@@ -883,18 +912,18 @@
               </w:tblPrEx>
               <w:trPr>
                 <w:gridAfter w:val="1"/>
-                <w:wAfter w:w="66" w:type="pct"/>
+                <w:wAfter w:w="65" w:type="pct"/>
+                <w:trHeight w:val="314"/>
               </w:trPr>
               <w:tc>
                 <w:tcPr>
-                  <w:tcW w:w="4934" w:type="pct"/>
+                  <w:tcW w:w="4935" w:type="pct"/>
                 </w:tcPr>
                 <w:p>
                   <w:pPr>
                     <w:pStyle w:val="paragraph"/>
                     <w:spacing w:before="0" w:beforeAutospacing="0" w:after="0" w:afterAutospacing="0"/>
-                    <w:ind w:right="-104"/>
-                    <w:jc w:val="both"/>
+                    <w:ind w:left="201" w:right="-104"/>
                     <w:textAlignment w:val="baseline"/>
                     <w:rPr>
                       <w:rStyle w:val="normaltextrun"/>
@@ -910,6 +939,9 @@
                   <w:r>
                     <w:rPr>
                       <w:rStyle w:val="normaltextrun"/>
+                      <w:rFonts w:asciiTheme="majorHAnsi" w:hAnsiTheme="majorHAnsi" w:cstheme="majorHAnsi"/>
+                      <w:sz w:val="22"/>
+                      <w:szCs w:val="22"/>
                       <w:shd w:val="clear" w:color="auto" w:fill="FFFFFF"/>
                     </w:rPr>
                     <w:t>{</w:t>
@@ -917,6 +949,9 @@
                   <w:proofErr w:type="spellStart"/>
                   <w:r>
                     <w:rPr>
+                      <w:rFonts w:asciiTheme="majorHAnsi" w:hAnsiTheme="majorHAnsi" w:cstheme="majorHAnsi"/>
+                      <w:sz w:val="22"/>
+                      <w:szCs w:val="22"/>
                       <w:shd w:val="clear" w:color="auto" w:fill="FFFFFF"/>
                     </w:rPr>
                     <w:t>project_experience</w:t>
@@ -925,6 +960,9 @@
                   <w:r>
                     <w:rPr>
                       <w:rStyle w:val="normaltextrun"/>
+                      <w:rFonts w:asciiTheme="majorHAnsi" w:hAnsiTheme="majorHAnsi" w:cstheme="majorHAnsi"/>
+                      <w:sz w:val="22"/>
+                      <w:szCs w:val="22"/>
                       <w:shd w:val="clear" w:color="auto" w:fill="FFFFFF"/>
                     </w:rPr>
                     <w:t>}</w:t>
@@ -934,8 +972,8 @@
                       <w:rStyle w:val="normaltextrun"/>
                       <w:rFonts w:asciiTheme="majorHAnsi" w:hAnsiTheme="majorHAnsi" w:cstheme="majorHAnsi"/>
                       <w:color w:val="000000" w:themeColor="text1"/>
-                      <w:sz w:val="22"/>
-                      <w:szCs w:val="22"/>
+                      <w:sz w:val="20"/>
+                      <w:szCs w:val="20"/>
                       <w:shd w:val="clear" w:color="auto" w:fill="FFFFFF"/>
                       <w:lang w:val="ru-RU"/>
                     </w:rPr>
@@ -957,11 +995,12 @@
               </w:tblPrEx>
               <w:trPr>
                 <w:gridAfter w:val="1"/>
-                <w:wAfter w:w="66" w:type="pct"/>
+                <w:wAfter w:w="65" w:type="pct"/>
+                <w:trHeight w:val="297"/>
               </w:trPr>
               <w:tc>
                 <w:tcPr>
-                  <w:tcW w:w="4934" w:type="pct"/>
+                  <w:tcW w:w="4935" w:type="pct"/>
                 </w:tcPr>
                 <w:p>
                   <w:pPr>
@@ -998,11 +1037,12 @@
               </w:tblPrEx>
               <w:trPr>
                 <w:gridAfter w:val="1"/>
-                <w:wAfter w:w="66" w:type="pct"/>
+                <w:wAfter w:w="65" w:type="pct"/>
+                <w:trHeight w:val="297"/>
               </w:trPr>
               <w:tc>
                 <w:tcPr>
-                  <w:tcW w:w="4934" w:type="pct"/>
+                  <w:tcW w:w="4935" w:type="pct"/>
                 </w:tcPr>
                 <w:p>
                   <w:pPr>
@@ -1040,11 +1080,12 @@
               </w:tblPrEx>
               <w:trPr>
                 <w:gridAfter w:val="1"/>
-                <w:wAfter w:w="66" w:type="pct"/>
+                <w:wAfter w:w="65" w:type="pct"/>
+                <w:trHeight w:val="280"/>
               </w:trPr>
               <w:tc>
                 <w:tcPr>
-                  <w:tcW w:w="4934" w:type="pct"/>
+                  <w:tcW w:w="4935" w:type="pct"/>
                 </w:tcPr>
                 <w:p>
                   <w:pPr>
@@ -1112,7 +1153,7 @@
 </file>
 
 <file path=word/endnotes.xml><?xml version="1.0" encoding="utf-8"?>
-<w:endnotes xmlns:wpc="http://schemas.microsoft.com/office/word/2010/wordprocessingCanvas" xmlns:cx="http://schemas.microsoft.com/office/drawing/2014/chartex" xmlns:cx1="http://schemas.microsoft.com/office/drawing/2015/9/8/chartex" xmlns:cx2="http://schemas.microsoft.com/office/drawing/2015/10/21/chartex" xmlns:cx3="http://schemas.microsoft.com/office/drawing/2016/5/9/chartex" xmlns:cx4="http://schemas.microsoft.com/office/drawing/2016/5/10/chartex" xmlns:cx5="http://schemas.microsoft.com/office/drawing/2016/5/11/chartex" xmlns:cx6="http://schemas.microsoft.com/office/drawing/2016/5/12/chartex" xmlns:cx7="http://schemas.microsoft.com/office/drawing/2016/5/13/chartex" xmlns:cx8="http://schemas.microsoft.com/office/drawing/2016/5/14/chartex" xmlns:mc="http://schemas.openxmlformats.org/markup-compatibility/2006" xmlns:aink="http://schemas.microsoft.com/office/drawing/2016/ink" xmlns:am3d="http://schemas.microsoft.com/office/drawing/2017/model3d" xmlns:o="urn:schemas-microsoft-com:office:office" xmlns:oel="http://schemas.microsoft.com/office/2019/extlst" xmlns:r="http://schemas.openxmlformats.org/officeDocument/2006/relationships" xmlns:m="http://schemas.openxmlformats.org/officeDocument/2006/math" xmlns:v="urn:schemas-microsoft-com:vml" xmlns:wp14="http://schemas.microsoft.com/office/word/2010/wordprocessingDrawing" xmlns:wp="http://schemas.openxmlformats.org/drawingml/2006/wordprocessingDrawing" xmlns:w10="urn:schemas-microsoft-com:office:word" xmlns:w="http://schemas.openxmlformats.org/wordprocessingml/2006/main" xmlns:w14="http://schemas.microsoft.com/office/word/2010/wordml" xmlns:w15="http://schemas.microsoft.com/office/word/2012/wordml" xmlns:w16cex="http://schemas.microsoft.com/office/word/2018/wordml/cex" xmlns:w16cid="http://schemas.microsoft.com/office/word/2016/wordml/cid" xmlns:w16="http://schemas.microsoft.com/office/word/2018/wordml" xmlns:w16sdtdh="http://schemas.microsoft.com/office/word/2020/wordml/sdtdatahash" xmlns:w16se="http://schemas.microsoft.com/office/word/2015/wordml/symex" xmlns:wpg="http://schemas.microsoft.com/office/word/2010/wordprocessingGroup" xmlns:wpi="http://schemas.microsoft.com/office/word/2010/wordprocessingInk" xmlns:wne="http://schemas.microsoft.com/office/word/2006/wordml" xmlns:wps="http://schemas.microsoft.com/office/word/2010/wordprocessingShape" mc:Ignorable="w14 w15 w16se w16cid w16 w16cex w16sdtdh wp14">
+<w:endnotes xmlns:wpc="http://schemas.microsoft.com/office/word/2010/wordprocessingCanvas" xmlns:cx="http://schemas.microsoft.com/office/drawing/2014/chartex" xmlns:cx1="http://schemas.microsoft.com/office/drawing/2015/9/8/chartex" xmlns:cx2="http://schemas.microsoft.com/office/drawing/2015/10/21/chartex" xmlns:cx3="http://schemas.microsoft.com/office/drawing/2016/5/9/chartex" xmlns:cx4="http://schemas.microsoft.com/office/drawing/2016/5/10/chartex" xmlns:cx5="http://schemas.microsoft.com/office/drawing/2016/5/11/chartex" xmlns:cx6="http://schemas.microsoft.com/office/drawing/2016/5/12/chartex" xmlns:cx7="http://schemas.microsoft.com/office/drawing/2016/5/13/chartex" xmlns:cx8="http://schemas.microsoft.com/office/drawing/2016/5/14/chartex" xmlns:mc="http://schemas.openxmlformats.org/markup-compatibility/2006" xmlns:aink="http://schemas.microsoft.com/office/drawing/2016/ink" xmlns:am3d="http://schemas.microsoft.com/office/drawing/2017/model3d" xmlns:o="urn:schemas-microsoft-com:office:office" xmlns:r="http://schemas.openxmlformats.org/officeDocument/2006/relationships" xmlns:m="http://schemas.openxmlformats.org/officeDocument/2006/math" xmlns:v="urn:schemas-microsoft-com:vml" xmlns:wp14="http://schemas.microsoft.com/office/word/2010/wordprocessingDrawing" xmlns:wp="http://schemas.openxmlformats.org/drawingml/2006/wordprocessingDrawing" xmlns:w10="urn:schemas-microsoft-com:office:word" xmlns:w="http://schemas.openxmlformats.org/wordprocessingml/2006/main" xmlns:w14="http://schemas.microsoft.com/office/word/2010/wordml" xmlns:w15="http://schemas.microsoft.com/office/word/2012/wordml" xmlns:w16cex="http://schemas.microsoft.com/office/word/2018/wordml/cex" xmlns:w16cid="http://schemas.microsoft.com/office/word/2016/wordml/cid" xmlns:w16="http://schemas.microsoft.com/office/word/2018/wordml" xmlns:w16sdtdh="http://schemas.microsoft.com/office/word/2020/wordml/sdtdatahash" xmlns:w16se="http://schemas.microsoft.com/office/word/2015/wordml/symex" xmlns:wpg="http://schemas.microsoft.com/office/word/2010/wordprocessingGroup" xmlns:wpi="http://schemas.microsoft.com/office/word/2010/wordprocessingInk" xmlns:wne="http://schemas.microsoft.com/office/word/2006/wordml" xmlns:wps="http://schemas.microsoft.com/office/word/2010/wordprocessingShape" mc:Ignorable="w14 w15 w16se w16cid w16 w16cex w16sdtdh wp14">
   <w:endnote w:type="separator" w:id="-1">
     <w:p>
       <w:pPr>
@@ -1137,7 +1178,7 @@
 </file>
 
 <file path=word/footer1.xml><?xml version="1.0" encoding="utf-8"?>
-<w:ftr xmlns:wpc="http://schemas.microsoft.com/office/word/2010/wordprocessingCanvas" xmlns:cx="http://schemas.microsoft.com/office/drawing/2014/chartex" xmlns:cx1="http://schemas.microsoft.com/office/drawing/2015/9/8/chartex" xmlns:cx2="http://schemas.microsoft.com/office/drawing/2015/10/21/chartex" xmlns:cx3="http://schemas.microsoft.com/office/drawing/2016/5/9/chartex" xmlns:cx4="http://schemas.microsoft.com/office/drawing/2016/5/10/chartex" xmlns:cx5="http://schemas.microsoft.com/office/drawing/2016/5/11/chartex" xmlns:cx6="http://schemas.microsoft.com/office/drawing/2016/5/12/chartex" xmlns:cx7="http://schemas.microsoft.com/office/drawing/2016/5/13/chartex" xmlns:cx8="http://schemas.microsoft.com/office/drawing/2016/5/14/chartex" xmlns:mc="http://schemas.openxmlformats.org/markup-compatibility/2006" xmlns:aink="http://schemas.microsoft.com/office/drawing/2016/ink" xmlns:am3d="http://schemas.microsoft.com/office/drawing/2017/model3d" xmlns:o="urn:schemas-microsoft-com:office:office" xmlns:oel="http://schemas.microsoft.com/office/2019/extlst" xmlns:r="http://schemas.openxmlformats.org/officeDocument/2006/relationships" xmlns:m="http://schemas.openxmlformats.org/officeDocument/2006/math" xmlns:v="urn:schemas-microsoft-com:vml" xmlns:wp14="http://schemas.microsoft.com/office/word/2010/wordprocessingDrawing" xmlns:wp="http://schemas.openxmlformats.org/drawingml/2006/wordprocessingDrawing" xmlns:w10="urn:schemas-microsoft-com:office:word" xmlns:w="http://schemas.openxmlformats.org/wordprocessingml/2006/main" xmlns:w14="http://schemas.microsoft.com/office/word/2010/wordml" xmlns:w15="http://schemas.microsoft.com/office/word/2012/wordml" xmlns:w16cex="http://schemas.microsoft.com/office/word/2018/wordml/cex" xmlns:w16cid="http://schemas.microsoft.com/office/word/2016/wordml/cid" xmlns:w16="http://schemas.microsoft.com/office/word/2018/wordml" xmlns:w16sdtdh="http://schemas.microsoft.com/office/word/2020/wordml/sdtdatahash" xmlns:w16se="http://schemas.microsoft.com/office/word/2015/wordml/symex" xmlns:wpg="http://schemas.microsoft.com/office/word/2010/wordprocessingGroup" xmlns:wpi="http://schemas.microsoft.com/office/word/2010/wordprocessingInk" xmlns:wne="http://schemas.microsoft.com/office/word/2006/wordml" xmlns:wps="http://schemas.microsoft.com/office/word/2010/wordprocessingShape" mc:Ignorable="w14 w15 w16se w16cid w16 w16cex w16sdtdh wp14">
+<w:ftr xmlns:wpc="http://schemas.microsoft.com/office/word/2010/wordprocessingCanvas" xmlns:cx="http://schemas.microsoft.com/office/drawing/2014/chartex" xmlns:cx1="http://schemas.microsoft.com/office/drawing/2015/9/8/chartex" xmlns:cx2="http://schemas.microsoft.com/office/drawing/2015/10/21/chartex" xmlns:cx3="http://schemas.microsoft.com/office/drawing/2016/5/9/chartex" xmlns:cx4="http://schemas.microsoft.com/office/drawing/2016/5/10/chartex" xmlns:cx5="http://schemas.microsoft.com/office/drawing/2016/5/11/chartex" xmlns:cx6="http://schemas.microsoft.com/office/drawing/2016/5/12/chartex" xmlns:cx7="http://schemas.microsoft.com/office/drawing/2016/5/13/chartex" xmlns:cx8="http://schemas.microsoft.com/office/drawing/2016/5/14/chartex" xmlns:mc="http://schemas.openxmlformats.org/markup-compatibility/2006" xmlns:aink="http://schemas.microsoft.com/office/drawing/2016/ink" xmlns:am3d="http://schemas.microsoft.com/office/drawing/2017/model3d" xmlns:o="urn:schemas-microsoft-com:office:office" xmlns:r="http://schemas.openxmlformats.org/officeDocument/2006/relationships" xmlns:m="http://schemas.openxmlformats.org/officeDocument/2006/math" xmlns:v="urn:schemas-microsoft-com:vml" xmlns:wp14="http://schemas.microsoft.com/office/word/2010/wordprocessingDrawing" xmlns:wp="http://schemas.openxmlformats.org/drawingml/2006/wordprocessingDrawing" xmlns:w10="urn:schemas-microsoft-com:office:word" xmlns:w="http://schemas.openxmlformats.org/wordprocessingml/2006/main" xmlns:w14="http://schemas.microsoft.com/office/word/2010/wordml" xmlns:w15="http://schemas.microsoft.com/office/word/2012/wordml" xmlns:w16cex="http://schemas.microsoft.com/office/word/2018/wordml/cex" xmlns:w16cid="http://schemas.microsoft.com/office/word/2016/wordml/cid" xmlns:w16="http://schemas.microsoft.com/office/word/2018/wordml" xmlns:w16sdtdh="http://schemas.microsoft.com/office/word/2020/wordml/sdtdatahash" xmlns:w16se="http://schemas.microsoft.com/office/word/2015/wordml/symex" xmlns:wpg="http://schemas.microsoft.com/office/word/2010/wordprocessingGroup" xmlns:wpi="http://schemas.microsoft.com/office/word/2010/wordprocessingInk" xmlns:wne="http://schemas.microsoft.com/office/word/2006/wordml" xmlns:wps="http://schemas.microsoft.com/office/word/2010/wordprocessingShape" mc:Ignorable="w14 w15 w16se w16cid w16 w16cex w16sdtdh wp14">
   <w:p>
     <w:pPr>
       <w:pStyle w:val="a7"/>
@@ -1147,7 +1188,7 @@
 </file>
 
 <file path=word/footer2.xml><?xml version="1.0" encoding="utf-8"?>
-<w:ftr xmlns:wpc="http://schemas.microsoft.com/office/word/2010/wordprocessingCanvas" xmlns:cx="http://schemas.microsoft.com/office/drawing/2014/chartex" xmlns:cx1="http://schemas.microsoft.com/office/drawing/2015/9/8/chartex" xmlns:cx2="http://schemas.microsoft.com/office/drawing/2015/10/21/chartex" xmlns:cx3="http://schemas.microsoft.com/office/drawing/2016/5/9/chartex" xmlns:cx4="http://schemas.microsoft.com/office/drawing/2016/5/10/chartex" xmlns:cx5="http://schemas.microsoft.com/office/drawing/2016/5/11/chartex" xmlns:cx6="http://schemas.microsoft.com/office/drawing/2016/5/12/chartex" xmlns:cx7="http://schemas.microsoft.com/office/drawing/2016/5/13/chartex" xmlns:cx8="http://schemas.microsoft.com/office/drawing/2016/5/14/chartex" xmlns:mc="http://schemas.openxmlformats.org/markup-compatibility/2006" xmlns:aink="http://schemas.microsoft.com/office/drawing/2016/ink" xmlns:am3d="http://schemas.microsoft.com/office/drawing/2017/model3d" xmlns:o="urn:schemas-microsoft-com:office:office" xmlns:oel="http://schemas.microsoft.com/office/2019/extlst" xmlns:r="http://schemas.openxmlformats.org/officeDocument/2006/relationships" xmlns:m="http://schemas.openxmlformats.org/officeDocument/2006/math" xmlns:v="urn:schemas-microsoft-com:vml" xmlns:wp14="http://schemas.microsoft.com/office/word/2010/wordprocessingDrawing" xmlns:wp="http://schemas.openxmlformats.org/drawingml/2006/wordprocessingDrawing" xmlns:w10="urn:schemas-microsoft-com:office:word" xmlns:w="http://schemas.openxmlformats.org/wordprocessingml/2006/main" xmlns:w14="http://schemas.microsoft.com/office/word/2010/wordml" xmlns:w15="http://schemas.microsoft.com/office/word/2012/wordml" xmlns:w16cex="http://schemas.microsoft.com/office/word/2018/wordml/cex" xmlns:w16cid="http://schemas.microsoft.com/office/word/2016/wordml/cid" xmlns:w16="http://schemas.microsoft.com/office/word/2018/wordml" xmlns:w16sdtdh="http://schemas.microsoft.com/office/word/2020/wordml/sdtdatahash" xmlns:w16se="http://schemas.microsoft.com/office/word/2015/wordml/symex" xmlns:wpg="http://schemas.microsoft.com/office/word/2010/wordprocessingGroup" xmlns:wpi="http://schemas.microsoft.com/office/word/2010/wordprocessingInk" xmlns:wne="http://schemas.microsoft.com/office/word/2006/wordml" xmlns:wps="http://schemas.microsoft.com/office/word/2010/wordprocessingShape" mc:Ignorable="w14 w15 w16se w16cid w16 w16cex w16sdtdh wp14">
+<w:ftr xmlns:wpc="http://schemas.microsoft.com/office/word/2010/wordprocessingCanvas" xmlns:cx="http://schemas.microsoft.com/office/drawing/2014/chartex" xmlns:cx1="http://schemas.microsoft.com/office/drawing/2015/9/8/chartex" xmlns:cx2="http://schemas.microsoft.com/office/drawing/2015/10/21/chartex" xmlns:cx3="http://schemas.microsoft.com/office/drawing/2016/5/9/chartex" xmlns:cx4="http://schemas.microsoft.com/office/drawing/2016/5/10/chartex" xmlns:cx5="http://schemas.microsoft.com/office/drawing/2016/5/11/chartex" xmlns:cx6="http://schemas.microsoft.com/office/drawing/2016/5/12/chartex" xmlns:cx7="http://schemas.microsoft.com/office/drawing/2016/5/13/chartex" xmlns:cx8="http://schemas.microsoft.com/office/drawing/2016/5/14/chartex" xmlns:mc="http://schemas.openxmlformats.org/markup-compatibility/2006" xmlns:aink="http://schemas.microsoft.com/office/drawing/2016/ink" xmlns:am3d="http://schemas.microsoft.com/office/drawing/2017/model3d" xmlns:o="urn:schemas-microsoft-com:office:office" xmlns:r="http://schemas.openxmlformats.org/officeDocument/2006/relationships" xmlns:m="http://schemas.openxmlformats.org/officeDocument/2006/math" xmlns:v="urn:schemas-microsoft-com:vml" xmlns:wp14="http://schemas.microsoft.com/office/word/2010/wordprocessingDrawing" xmlns:wp="http://schemas.openxmlformats.org/drawingml/2006/wordprocessingDrawing" xmlns:w10="urn:schemas-microsoft-com:office:word" xmlns:w="http://schemas.openxmlformats.org/wordprocessingml/2006/main" xmlns:w14="http://schemas.microsoft.com/office/word/2010/wordml" xmlns:w15="http://schemas.microsoft.com/office/word/2012/wordml" xmlns:w16cex="http://schemas.microsoft.com/office/word/2018/wordml/cex" xmlns:w16cid="http://schemas.microsoft.com/office/word/2016/wordml/cid" xmlns:w16="http://schemas.microsoft.com/office/word/2018/wordml" xmlns:w16sdtdh="http://schemas.microsoft.com/office/word/2020/wordml/sdtdatahash" xmlns:w16se="http://schemas.microsoft.com/office/word/2015/wordml/symex" xmlns:wpg="http://schemas.microsoft.com/office/word/2010/wordprocessingGroup" xmlns:wpi="http://schemas.microsoft.com/office/word/2010/wordprocessingInk" xmlns:wne="http://schemas.microsoft.com/office/word/2006/wordml" xmlns:wps="http://schemas.microsoft.com/office/word/2010/wordprocessingShape" mc:Ignorable="w14 w15 w16se w16cid w16 w16cex w16sdtdh wp14">
   <w:p>
     <w:pPr>
       <w:pStyle w:val="a7"/>
@@ -1157,7 +1198,7 @@
 </file>
 
 <file path=word/footer3.xml><?xml version="1.0" encoding="utf-8"?>
-<w:ftr xmlns:wpc="http://schemas.microsoft.com/office/word/2010/wordprocessingCanvas" xmlns:cx="http://schemas.microsoft.com/office/drawing/2014/chartex" xmlns:cx1="http://schemas.microsoft.com/office/drawing/2015/9/8/chartex" xmlns:cx2="http://schemas.microsoft.com/office/drawing/2015/10/21/chartex" xmlns:cx3="http://schemas.microsoft.com/office/drawing/2016/5/9/chartex" xmlns:cx4="http://schemas.microsoft.com/office/drawing/2016/5/10/chartex" xmlns:cx5="http://schemas.microsoft.com/office/drawing/2016/5/11/chartex" xmlns:cx6="http://schemas.microsoft.com/office/drawing/2016/5/12/chartex" xmlns:cx7="http://schemas.microsoft.com/office/drawing/2016/5/13/chartex" xmlns:cx8="http://schemas.microsoft.com/office/drawing/2016/5/14/chartex" xmlns:mc="http://schemas.openxmlformats.org/markup-compatibility/2006" xmlns:aink="http://schemas.microsoft.com/office/drawing/2016/ink" xmlns:am3d="http://schemas.microsoft.com/office/drawing/2017/model3d" xmlns:o="urn:schemas-microsoft-com:office:office" xmlns:oel="http://schemas.microsoft.com/office/2019/extlst" xmlns:r="http://schemas.openxmlformats.org/officeDocument/2006/relationships" xmlns:m="http://schemas.openxmlformats.org/officeDocument/2006/math" xmlns:v="urn:schemas-microsoft-com:vml" xmlns:wp14="http://schemas.microsoft.com/office/word/2010/wordprocessingDrawing" xmlns:wp="http://schemas.openxmlformats.org/drawingml/2006/wordprocessingDrawing" xmlns:w10="urn:schemas-microsoft-com:office:word" xmlns:w="http://schemas.openxmlformats.org/wordprocessingml/2006/main" xmlns:w14="http://schemas.microsoft.com/office/word/2010/wordml" xmlns:w15="http://schemas.microsoft.com/office/word/2012/wordml" xmlns:w16cex="http://schemas.microsoft.com/office/word/2018/wordml/cex" xmlns:w16cid="http://schemas.microsoft.com/office/word/2016/wordml/cid" xmlns:w16="http://schemas.microsoft.com/office/word/2018/wordml" xmlns:w16sdtdh="http://schemas.microsoft.com/office/word/2020/wordml/sdtdatahash" xmlns:w16se="http://schemas.microsoft.com/office/word/2015/wordml/symex" xmlns:wpg="http://schemas.microsoft.com/office/word/2010/wordprocessingGroup" xmlns:wpi="http://schemas.microsoft.com/office/word/2010/wordprocessingInk" xmlns:wne="http://schemas.microsoft.com/office/word/2006/wordml" xmlns:wps="http://schemas.microsoft.com/office/word/2010/wordprocessingShape" mc:Ignorable="w14 w15 w16se w16cid w16 w16cex w16sdtdh wp14">
+<w:ftr xmlns:wpc="http://schemas.microsoft.com/office/word/2010/wordprocessingCanvas" xmlns:cx="http://schemas.microsoft.com/office/drawing/2014/chartex" xmlns:cx1="http://schemas.microsoft.com/office/drawing/2015/9/8/chartex" xmlns:cx2="http://schemas.microsoft.com/office/drawing/2015/10/21/chartex" xmlns:cx3="http://schemas.microsoft.com/office/drawing/2016/5/9/chartex" xmlns:cx4="http://schemas.microsoft.com/office/drawing/2016/5/10/chartex" xmlns:cx5="http://schemas.microsoft.com/office/drawing/2016/5/11/chartex" xmlns:cx6="http://schemas.microsoft.com/office/drawing/2016/5/12/chartex" xmlns:cx7="http://schemas.microsoft.com/office/drawing/2016/5/13/chartex" xmlns:cx8="http://schemas.microsoft.com/office/drawing/2016/5/14/chartex" xmlns:mc="http://schemas.openxmlformats.org/markup-compatibility/2006" xmlns:aink="http://schemas.microsoft.com/office/drawing/2016/ink" xmlns:am3d="http://schemas.microsoft.com/office/drawing/2017/model3d" xmlns:o="urn:schemas-microsoft-com:office:office" xmlns:r="http://schemas.openxmlformats.org/officeDocument/2006/relationships" xmlns:m="http://schemas.openxmlformats.org/officeDocument/2006/math" xmlns:v="urn:schemas-microsoft-com:vml" xmlns:wp14="http://schemas.microsoft.com/office/word/2010/wordprocessingDrawing" xmlns:wp="http://schemas.openxmlformats.org/drawingml/2006/wordprocessingDrawing" xmlns:w10="urn:schemas-microsoft-com:office:word" xmlns:w="http://schemas.openxmlformats.org/wordprocessingml/2006/main" xmlns:w14="http://schemas.microsoft.com/office/word/2010/wordml" xmlns:w15="http://schemas.microsoft.com/office/word/2012/wordml" xmlns:w16cex="http://schemas.microsoft.com/office/word/2018/wordml/cex" xmlns:w16cid="http://schemas.microsoft.com/office/word/2016/wordml/cid" xmlns:w16="http://schemas.microsoft.com/office/word/2018/wordml" xmlns:w16sdtdh="http://schemas.microsoft.com/office/word/2020/wordml/sdtdatahash" xmlns:w16se="http://schemas.microsoft.com/office/word/2015/wordml/symex" xmlns:wpg="http://schemas.microsoft.com/office/word/2010/wordprocessingGroup" xmlns:wpi="http://schemas.microsoft.com/office/word/2010/wordprocessingInk" xmlns:wne="http://schemas.microsoft.com/office/word/2006/wordml" xmlns:wps="http://schemas.microsoft.com/office/word/2010/wordprocessingShape" mc:Ignorable="w14 w15 w16se w16cid w16 w16cex w16sdtdh wp14">
   <w:p>
     <w:pPr>
       <w:pStyle w:val="a7"/>
@@ -1167,7 +1208,7 @@
 </file>
 
 <file path=word/footnotes.xml><?xml version="1.0" encoding="utf-8"?>
-<w:footnotes xmlns:wpc="http://schemas.microsoft.com/office/word/2010/wordprocessingCanvas" xmlns:cx="http://schemas.microsoft.com/office/drawing/2014/chartex" xmlns:cx1="http://schemas.microsoft.com/office/drawing/2015/9/8/chartex" xmlns:cx2="http://schemas.microsoft.com/office/drawing/2015/10/21/chartex" xmlns:cx3="http://schemas.microsoft.com/office/drawing/2016/5/9/chartex" xmlns:cx4="http://schemas.microsoft.com/office/drawing/2016/5/10/chartex" xmlns:cx5="http://schemas.microsoft.com/office/drawing/2016/5/11/chartex" xmlns:cx6="http://schemas.microsoft.com/office/drawing/2016/5/12/chartex" xmlns:cx7="http://schemas.microsoft.com/office/drawing/2016/5/13/chartex" xmlns:cx8="http://schemas.microsoft.com/office/drawing/2016/5/14/chartex" xmlns:mc="http://schemas.openxmlformats.org/markup-compatibility/2006" xmlns:aink="http://schemas.microsoft.com/office/drawing/2016/ink" xmlns:am3d="http://schemas.microsoft.com/office/drawing/2017/model3d" xmlns:o="urn:schemas-microsoft-com:office:office" xmlns:oel="http://schemas.microsoft.com/office/2019/extlst" xmlns:r="http://schemas.openxmlformats.org/officeDocument/2006/relationships" xmlns:m="http://schemas.openxmlformats.org/officeDocument/2006/math" xmlns:v="urn:schemas-microsoft-com:vml" xmlns:wp14="http://schemas.microsoft.com/office/word/2010/wordprocessingDrawing" xmlns:wp="http://schemas.openxmlformats.org/drawingml/2006/wordprocessingDrawing" xmlns:w10="urn:schemas-microsoft-com:office:word" xmlns:w="http://schemas.openxmlformats.org/wordprocessingml/2006/main" xmlns:w14="http://schemas.microsoft.com/office/word/2010/wordml" xmlns:w15="http://schemas.microsoft.com/office/word/2012/wordml" xmlns:w16cex="http://schemas.microsoft.com/office/word/2018/wordml/cex" xmlns:w16cid="http://schemas.microsoft.com/office/word/2016/wordml/cid" xmlns:w16="http://schemas.microsoft.com/office/word/2018/wordml" xmlns:w16sdtdh="http://schemas.microsoft.com/office/word/2020/wordml/sdtdatahash" xmlns:w16se="http://schemas.microsoft.com/office/word/2015/wordml/symex" xmlns:wpg="http://schemas.microsoft.com/office/word/2010/wordprocessingGroup" xmlns:wpi="http://schemas.microsoft.com/office/word/2010/wordprocessingInk" xmlns:wne="http://schemas.microsoft.com/office/word/2006/wordml" xmlns:wps="http://schemas.microsoft.com/office/word/2010/wordprocessingShape" mc:Ignorable="w14 w15 w16se w16cid w16 w16cex w16sdtdh wp14">
+<w:footnotes xmlns:wpc="http://schemas.microsoft.com/office/word/2010/wordprocessingCanvas" xmlns:cx="http://schemas.microsoft.com/office/drawing/2014/chartex" xmlns:cx1="http://schemas.microsoft.com/office/drawing/2015/9/8/chartex" xmlns:cx2="http://schemas.microsoft.com/office/drawing/2015/10/21/chartex" xmlns:cx3="http://schemas.microsoft.com/office/drawing/2016/5/9/chartex" xmlns:cx4="http://schemas.microsoft.com/office/drawing/2016/5/10/chartex" xmlns:cx5="http://schemas.microsoft.com/office/drawing/2016/5/11/chartex" xmlns:cx6="http://schemas.microsoft.com/office/drawing/2016/5/12/chartex" xmlns:cx7="http://schemas.microsoft.com/office/drawing/2016/5/13/chartex" xmlns:cx8="http://schemas.microsoft.com/office/drawing/2016/5/14/chartex" xmlns:mc="http://schemas.openxmlformats.org/markup-compatibility/2006" xmlns:aink="http://schemas.microsoft.com/office/drawing/2016/ink" xmlns:am3d="http://schemas.microsoft.com/office/drawing/2017/model3d" xmlns:o="urn:schemas-microsoft-com:office:office" xmlns:r="http://schemas.openxmlformats.org/officeDocument/2006/relationships" xmlns:m="http://schemas.openxmlformats.org/officeDocument/2006/math" xmlns:v="urn:schemas-microsoft-com:vml" xmlns:wp14="http://schemas.microsoft.com/office/word/2010/wordprocessingDrawing" xmlns:wp="http://schemas.openxmlformats.org/drawingml/2006/wordprocessingDrawing" xmlns:w10="urn:schemas-microsoft-com:office:word" xmlns:w="http://schemas.openxmlformats.org/wordprocessingml/2006/main" xmlns:w14="http://schemas.microsoft.com/office/word/2010/wordml" xmlns:w15="http://schemas.microsoft.com/office/word/2012/wordml" xmlns:w16cex="http://schemas.microsoft.com/office/word/2018/wordml/cex" xmlns:w16cid="http://schemas.microsoft.com/office/word/2016/wordml/cid" xmlns:w16="http://schemas.microsoft.com/office/word/2018/wordml" xmlns:w16sdtdh="http://schemas.microsoft.com/office/word/2020/wordml/sdtdatahash" xmlns:w16se="http://schemas.microsoft.com/office/word/2015/wordml/symex" xmlns:wpg="http://schemas.microsoft.com/office/word/2010/wordprocessingGroup" xmlns:wpi="http://schemas.microsoft.com/office/word/2010/wordprocessingInk" xmlns:wne="http://schemas.microsoft.com/office/word/2006/wordml" xmlns:wps="http://schemas.microsoft.com/office/word/2010/wordprocessingShape" mc:Ignorable="w14 w15 w16se w16cid w16 w16cex w16sdtdh wp14">
   <w:footnote w:type="separator" w:id="-1">
     <w:p>
       <w:pPr>
@@ -1192,7 +1233,7 @@
 </file>
 
 <file path=word/header1.xml><?xml version="1.0" encoding="utf-8"?>
-<w:hdr xmlns:wpc="http://schemas.microsoft.com/office/word/2010/wordprocessingCanvas" xmlns:cx="http://schemas.microsoft.com/office/drawing/2014/chartex" xmlns:cx1="http://schemas.microsoft.com/office/drawing/2015/9/8/chartex" xmlns:cx2="http://schemas.microsoft.com/office/drawing/2015/10/21/chartex" xmlns:cx3="http://schemas.microsoft.com/office/drawing/2016/5/9/chartex" xmlns:cx4="http://schemas.microsoft.com/office/drawing/2016/5/10/chartex" xmlns:cx5="http://schemas.microsoft.com/office/drawing/2016/5/11/chartex" xmlns:cx6="http://schemas.microsoft.com/office/drawing/2016/5/12/chartex" xmlns:cx7="http://schemas.microsoft.com/office/drawing/2016/5/13/chartex" xmlns:cx8="http://schemas.microsoft.com/office/drawing/2016/5/14/chartex" xmlns:mc="http://schemas.openxmlformats.org/markup-compatibility/2006" xmlns:aink="http://schemas.microsoft.com/office/drawing/2016/ink" xmlns:am3d="http://schemas.microsoft.com/office/drawing/2017/model3d" xmlns:o="urn:schemas-microsoft-com:office:office" xmlns:oel="http://schemas.microsoft.com/office/2019/extlst" xmlns:r="http://schemas.openxmlformats.org/officeDocument/2006/relationships" xmlns:m="http://schemas.openxmlformats.org/officeDocument/2006/math" xmlns:v="urn:schemas-microsoft-com:vml" xmlns:wp14="http://schemas.microsoft.com/office/word/2010/wordprocessingDrawing" xmlns:wp="http://schemas.openxmlformats.org/drawingml/2006/wordprocessingDrawing" xmlns:w10="urn:schemas-microsoft-com:office:word" xmlns:w="http://schemas.openxmlformats.org/wordprocessingml/2006/main" xmlns:w14="http://schemas.microsoft.com/office/word/2010/wordml" xmlns:w15="http://schemas.microsoft.com/office/word/2012/wordml" xmlns:w16cex="http://schemas.microsoft.com/office/word/2018/wordml/cex" xmlns:w16cid="http://schemas.microsoft.com/office/word/2016/wordml/cid" xmlns:w16="http://schemas.microsoft.com/office/word/2018/wordml" xmlns:w16sdtdh="http://schemas.microsoft.com/office/word/2020/wordml/sdtdatahash" xmlns:w16se="http://schemas.microsoft.com/office/word/2015/wordml/symex" xmlns:wpg="http://schemas.microsoft.com/office/word/2010/wordprocessingGroup" xmlns:wpi="http://schemas.microsoft.com/office/word/2010/wordprocessingInk" xmlns:wne="http://schemas.microsoft.com/office/word/2006/wordml" xmlns:wps="http://schemas.microsoft.com/office/word/2010/wordprocessingShape" mc:Ignorable="w14 w15 w16se w16cid w16 w16cex w16sdtdh wp14">
+<w:hdr xmlns:wpc="http://schemas.microsoft.com/office/word/2010/wordprocessingCanvas" xmlns:cx="http://schemas.microsoft.com/office/drawing/2014/chartex" xmlns:cx1="http://schemas.microsoft.com/office/drawing/2015/9/8/chartex" xmlns:cx2="http://schemas.microsoft.com/office/drawing/2015/10/21/chartex" xmlns:cx3="http://schemas.microsoft.com/office/drawing/2016/5/9/chartex" xmlns:cx4="http://schemas.microsoft.com/office/drawing/2016/5/10/chartex" xmlns:cx5="http://schemas.microsoft.com/office/drawing/2016/5/11/chartex" xmlns:cx6="http://schemas.microsoft.com/office/drawing/2016/5/12/chartex" xmlns:cx7="http://schemas.microsoft.com/office/drawing/2016/5/13/chartex" xmlns:cx8="http://schemas.microsoft.com/office/drawing/2016/5/14/chartex" xmlns:mc="http://schemas.openxmlformats.org/markup-compatibility/2006" xmlns:aink="http://schemas.microsoft.com/office/drawing/2016/ink" xmlns:am3d="http://schemas.microsoft.com/office/drawing/2017/model3d" xmlns:o="urn:schemas-microsoft-com:office:office" xmlns:r="http://schemas.openxmlformats.org/officeDocument/2006/relationships" xmlns:m="http://schemas.openxmlformats.org/officeDocument/2006/math" xmlns:v="urn:schemas-microsoft-com:vml" xmlns:wp14="http://schemas.microsoft.com/office/word/2010/wordprocessingDrawing" xmlns:wp="http://schemas.openxmlformats.org/drawingml/2006/wordprocessingDrawing" xmlns:w10="urn:schemas-microsoft-com:office:word" xmlns:w="http://schemas.openxmlformats.org/wordprocessingml/2006/main" xmlns:w14="http://schemas.microsoft.com/office/word/2010/wordml" xmlns:w15="http://schemas.microsoft.com/office/word/2012/wordml" xmlns:w16cex="http://schemas.microsoft.com/office/word/2018/wordml/cex" xmlns:w16cid="http://schemas.microsoft.com/office/word/2016/wordml/cid" xmlns:w16="http://schemas.microsoft.com/office/word/2018/wordml" xmlns:w16sdtdh="http://schemas.microsoft.com/office/word/2020/wordml/sdtdatahash" xmlns:w16se="http://schemas.microsoft.com/office/word/2015/wordml/symex" xmlns:wpg="http://schemas.microsoft.com/office/word/2010/wordprocessingGroup" xmlns:wpi="http://schemas.microsoft.com/office/word/2010/wordprocessingInk" xmlns:wne="http://schemas.microsoft.com/office/word/2006/wordml" xmlns:wps="http://schemas.microsoft.com/office/word/2010/wordprocessingShape" mc:Ignorable="w14 w15 w16se w16cid w16 w16cex w16sdtdh wp14">
   <w:p>
     <w:pPr>
       <w:pStyle w:val="a5"/>
@@ -1202,7 +1243,7 @@
 </file>
 
 <file path=word/header2.xml><?xml version="1.0" encoding="utf-8"?>
-<w:hdr xmlns:wpc="http://schemas.microsoft.com/office/word/2010/wordprocessingCanvas" xmlns:cx="http://schemas.microsoft.com/office/drawing/2014/chartex" xmlns:cx1="http://schemas.microsoft.com/office/drawing/2015/9/8/chartex" xmlns:cx2="http://schemas.microsoft.com/office/drawing/2015/10/21/chartex" xmlns:cx3="http://schemas.microsoft.com/office/drawing/2016/5/9/chartex" xmlns:cx4="http://schemas.microsoft.com/office/drawing/2016/5/10/chartex" xmlns:cx5="http://schemas.microsoft.com/office/drawing/2016/5/11/chartex" xmlns:cx6="http://schemas.microsoft.com/office/drawing/2016/5/12/chartex" xmlns:cx7="http://schemas.microsoft.com/office/drawing/2016/5/13/chartex" xmlns:cx8="http://schemas.microsoft.com/office/drawing/2016/5/14/chartex" xmlns:mc="http://schemas.openxmlformats.org/markup-compatibility/2006" xmlns:aink="http://schemas.microsoft.com/office/drawing/2016/ink" xmlns:am3d="http://schemas.microsoft.com/office/drawing/2017/model3d" xmlns:o="urn:schemas-microsoft-com:office:office" xmlns:oel="http://schemas.microsoft.com/office/2019/extlst" xmlns:r="http://schemas.openxmlformats.org/officeDocument/2006/relationships" xmlns:m="http://schemas.openxmlformats.org/officeDocument/2006/math" xmlns:v="urn:schemas-microsoft-com:vml" xmlns:wp14="http://schemas.microsoft.com/office/word/2010/wordprocessingDrawing" xmlns:wp="http://schemas.openxmlformats.org/drawingml/2006/wordprocessingDrawing" xmlns:w10="urn:schemas-microsoft-com:office:word" xmlns:w="http://schemas.openxmlformats.org/wordprocessingml/2006/main" xmlns:w14="http://schemas.microsoft.com/office/word/2010/wordml" xmlns:w15="http://schemas.microsoft.com/office/word/2012/wordml" xmlns:w16cex="http://schemas.microsoft.com/office/word/2018/wordml/cex" xmlns:w16cid="http://schemas.microsoft.com/office/word/2016/wordml/cid" xmlns:w16="http://schemas.microsoft.com/office/word/2018/wordml" xmlns:w16sdtdh="http://schemas.microsoft.com/office/word/2020/wordml/sdtdatahash" xmlns:w16se="http://schemas.microsoft.com/office/word/2015/wordml/symex" xmlns:wpg="http://schemas.microsoft.com/office/word/2010/wordprocessingGroup" xmlns:wpi="http://schemas.microsoft.com/office/word/2010/wordprocessingInk" xmlns:wne="http://schemas.microsoft.com/office/word/2006/wordml" xmlns:wps="http://schemas.microsoft.com/office/word/2010/wordprocessingShape" mc:Ignorable="w14 w15 w16se w16cid w16 w16cex w16sdtdh wp14">
+<w:hdr xmlns:wpc="http://schemas.microsoft.com/office/word/2010/wordprocessingCanvas" xmlns:cx="http://schemas.microsoft.com/office/drawing/2014/chartex" xmlns:cx1="http://schemas.microsoft.com/office/drawing/2015/9/8/chartex" xmlns:cx2="http://schemas.microsoft.com/office/drawing/2015/10/21/chartex" xmlns:cx3="http://schemas.microsoft.com/office/drawing/2016/5/9/chartex" xmlns:cx4="http://schemas.microsoft.com/office/drawing/2016/5/10/chartex" xmlns:cx5="http://schemas.microsoft.com/office/drawing/2016/5/11/chartex" xmlns:cx6="http://schemas.microsoft.com/office/drawing/2016/5/12/chartex" xmlns:cx7="http://schemas.microsoft.com/office/drawing/2016/5/13/chartex" xmlns:cx8="http://schemas.microsoft.com/office/drawing/2016/5/14/chartex" xmlns:mc="http://schemas.openxmlformats.org/markup-compatibility/2006" xmlns:aink="http://schemas.microsoft.com/office/drawing/2016/ink" xmlns:am3d="http://schemas.microsoft.com/office/drawing/2017/model3d" xmlns:o="urn:schemas-microsoft-com:office:office" xmlns:r="http://schemas.openxmlformats.org/officeDocument/2006/relationships" xmlns:m="http://schemas.openxmlformats.org/officeDocument/2006/math" xmlns:v="urn:schemas-microsoft-com:vml" xmlns:wp14="http://schemas.microsoft.com/office/word/2010/wordprocessingDrawing" xmlns:wp="http://schemas.openxmlformats.org/drawingml/2006/wordprocessingDrawing" xmlns:w10="urn:schemas-microsoft-com:office:word" xmlns:w="http://schemas.openxmlformats.org/wordprocessingml/2006/main" xmlns:w14="http://schemas.microsoft.com/office/word/2010/wordml" xmlns:w15="http://schemas.microsoft.com/office/word/2012/wordml" xmlns:w16cex="http://schemas.microsoft.com/office/word/2018/wordml/cex" xmlns:w16cid="http://schemas.microsoft.com/office/word/2016/wordml/cid" xmlns:w16="http://schemas.microsoft.com/office/word/2018/wordml" xmlns:w16sdtdh="http://schemas.microsoft.com/office/word/2020/wordml/sdtdatahash" xmlns:w16se="http://schemas.microsoft.com/office/word/2015/wordml/symex" xmlns:wpg="http://schemas.microsoft.com/office/word/2010/wordprocessingGroup" xmlns:wpi="http://schemas.microsoft.com/office/word/2010/wordprocessingInk" xmlns:wne="http://schemas.microsoft.com/office/word/2006/wordml" xmlns:wps="http://schemas.microsoft.com/office/word/2010/wordprocessingShape" mc:Ignorable="w14 w15 w16se w16cid w16 w16cex w16sdtdh wp14">
   <w:p>
     <w:pPr>
       <w:pStyle w:val="a5"/>
@@ -1218,7 +1259,7 @@
 </file>
 
 <file path=word/header3.xml><?xml version="1.0" encoding="utf-8"?>
-<w:hdr xmlns:wpc="http://schemas.microsoft.com/office/word/2010/wordprocessingCanvas" xmlns:cx="http://schemas.microsoft.com/office/drawing/2014/chartex" xmlns:cx1="http://schemas.microsoft.com/office/drawing/2015/9/8/chartex" xmlns:cx2="http://schemas.microsoft.com/office/drawing/2015/10/21/chartex" xmlns:cx3="http://schemas.microsoft.com/office/drawing/2016/5/9/chartex" xmlns:cx4="http://schemas.microsoft.com/office/drawing/2016/5/10/chartex" xmlns:cx5="http://schemas.microsoft.com/office/drawing/2016/5/11/chartex" xmlns:cx6="http://schemas.microsoft.com/office/drawing/2016/5/12/chartex" xmlns:cx7="http://schemas.microsoft.com/office/drawing/2016/5/13/chartex" xmlns:cx8="http://schemas.microsoft.com/office/drawing/2016/5/14/chartex" xmlns:mc="http://schemas.openxmlformats.org/markup-compatibility/2006" xmlns:aink="http://schemas.microsoft.com/office/drawing/2016/ink" xmlns:am3d="http://schemas.microsoft.com/office/drawing/2017/model3d" xmlns:o="urn:schemas-microsoft-com:office:office" xmlns:oel="http://schemas.microsoft.com/office/2019/extlst" xmlns:r="http://schemas.openxmlformats.org/officeDocument/2006/relationships" xmlns:m="http://schemas.openxmlformats.org/officeDocument/2006/math" xmlns:v="urn:schemas-microsoft-com:vml" xmlns:wp14="http://schemas.microsoft.com/office/word/2010/wordprocessingDrawing" xmlns:wp="http://schemas.openxmlformats.org/drawingml/2006/wordprocessingDrawing" xmlns:w10="urn:schemas-microsoft-com:office:word" xmlns:w="http://schemas.openxmlformats.org/wordprocessingml/2006/main" xmlns:w14="http://schemas.microsoft.com/office/word/2010/wordml" xmlns:w15="http://schemas.microsoft.com/office/word/2012/wordml" xmlns:w16cex="http://schemas.microsoft.com/office/word/2018/wordml/cex" xmlns:w16cid="http://schemas.microsoft.com/office/word/2016/wordml/cid" xmlns:w16="http://schemas.microsoft.com/office/word/2018/wordml" xmlns:w16sdtdh="http://schemas.microsoft.com/office/word/2020/wordml/sdtdatahash" xmlns:w16se="http://schemas.microsoft.com/office/word/2015/wordml/symex" xmlns:wpg="http://schemas.microsoft.com/office/word/2010/wordprocessingGroup" xmlns:wpi="http://schemas.microsoft.com/office/word/2010/wordprocessingInk" xmlns:wne="http://schemas.microsoft.com/office/word/2006/wordml" xmlns:wps="http://schemas.microsoft.com/office/word/2010/wordprocessingShape" mc:Ignorable="w14 w15 w16se w16cid w16 w16cex w16sdtdh wp14">
+<w:hdr xmlns:wpc="http://schemas.microsoft.com/office/word/2010/wordprocessingCanvas" xmlns:cx="http://schemas.microsoft.com/office/drawing/2014/chartex" xmlns:cx1="http://schemas.microsoft.com/office/drawing/2015/9/8/chartex" xmlns:cx2="http://schemas.microsoft.com/office/drawing/2015/10/21/chartex" xmlns:cx3="http://schemas.microsoft.com/office/drawing/2016/5/9/chartex" xmlns:cx4="http://schemas.microsoft.com/office/drawing/2016/5/10/chartex" xmlns:cx5="http://schemas.microsoft.com/office/drawing/2016/5/11/chartex" xmlns:cx6="http://schemas.microsoft.com/office/drawing/2016/5/12/chartex" xmlns:cx7="http://schemas.microsoft.com/office/drawing/2016/5/13/chartex" xmlns:cx8="http://schemas.microsoft.com/office/drawing/2016/5/14/chartex" xmlns:mc="http://schemas.openxmlformats.org/markup-compatibility/2006" xmlns:aink="http://schemas.microsoft.com/office/drawing/2016/ink" xmlns:am3d="http://schemas.microsoft.com/office/drawing/2017/model3d" xmlns:o="urn:schemas-microsoft-com:office:office" xmlns:r="http://schemas.openxmlformats.org/officeDocument/2006/relationships" xmlns:m="http://schemas.openxmlformats.org/officeDocument/2006/math" xmlns:v="urn:schemas-microsoft-com:vml" xmlns:wp14="http://schemas.microsoft.com/office/word/2010/wordprocessingDrawing" xmlns:wp="http://schemas.openxmlformats.org/drawingml/2006/wordprocessingDrawing" xmlns:w10="urn:schemas-microsoft-com:office:word" xmlns:w="http://schemas.openxmlformats.org/wordprocessingml/2006/main" xmlns:w14="http://schemas.microsoft.com/office/word/2010/wordml" xmlns:w15="http://schemas.microsoft.com/office/word/2012/wordml" xmlns:w16cex="http://schemas.microsoft.com/office/word/2018/wordml/cex" xmlns:w16cid="http://schemas.microsoft.com/office/word/2016/wordml/cid" xmlns:w16="http://schemas.microsoft.com/office/word/2018/wordml" xmlns:w16sdtdh="http://schemas.microsoft.com/office/word/2020/wordml/sdtdatahash" xmlns:w16se="http://schemas.microsoft.com/office/word/2015/wordml/symex" xmlns:wpg="http://schemas.microsoft.com/office/word/2010/wordprocessingGroup" xmlns:wpi="http://schemas.microsoft.com/office/word/2010/wordprocessingInk" xmlns:wne="http://schemas.microsoft.com/office/word/2006/wordml" xmlns:wps="http://schemas.microsoft.com/office/word/2010/wordprocessingShape" mc:Ignorable="w14 w15 w16se w16cid w16 w16cex w16sdtdh wp14">
   <w:p>
     <w:pPr>
       <w:pStyle w:val="a5"/>
@@ -1329,8 +1370,123 @@
 </file>
 
 <file path=word/numbering.xml><?xml version="1.0" encoding="utf-8"?>
-<w:numbering xmlns:wpc="http://schemas.microsoft.com/office/word/2010/wordprocessingCanvas" xmlns:cx="http://schemas.microsoft.com/office/drawing/2014/chartex" xmlns:cx1="http://schemas.microsoft.com/office/drawing/2015/9/8/chartex" xmlns:cx2="http://schemas.microsoft.com/office/drawing/2015/10/21/chartex" xmlns:cx3="http://schemas.microsoft.com/office/drawing/2016/5/9/chartex" xmlns:cx4="http://schemas.microsoft.com/office/drawing/2016/5/10/chartex" xmlns:cx5="http://schemas.microsoft.com/office/drawing/2016/5/11/chartex" xmlns:cx6="http://schemas.microsoft.com/office/drawing/2016/5/12/chartex" xmlns:cx7="http://schemas.microsoft.com/office/drawing/2016/5/13/chartex" xmlns:cx8="http://schemas.microsoft.com/office/drawing/2016/5/14/chartex" xmlns:mc="http://schemas.openxmlformats.org/markup-compatibility/2006" xmlns:aink="http://schemas.microsoft.com/office/drawing/2016/ink" xmlns:am3d="http://schemas.microsoft.com/office/drawing/2017/model3d" xmlns:o="urn:schemas-microsoft-com:office:office" xmlns:oel="http://schemas.microsoft.com/office/2019/extlst" xmlns:r="http://schemas.openxmlformats.org/officeDocument/2006/relationships" xmlns:m="http://schemas.openxmlformats.org/officeDocument/2006/math" xmlns:v="urn:schemas-microsoft-com:vml" xmlns:wp14="http://schemas.microsoft.com/office/word/2010/wordprocessingDrawing" xmlns:wp="http://schemas.openxmlformats.org/drawingml/2006/wordprocessingDrawing" xmlns:w10="urn:schemas-microsoft-com:office:word" xmlns:w="http://schemas.openxmlformats.org/wordprocessingml/2006/main" xmlns:w14="http://schemas.microsoft.com/office/word/2010/wordml" xmlns:w15="http://schemas.microsoft.com/office/word/2012/wordml" xmlns:w16cex="http://schemas.microsoft.com/office/word/2018/wordml/cex" xmlns:w16cid="http://schemas.microsoft.com/office/word/2016/wordml/cid" xmlns:w16="http://schemas.microsoft.com/office/word/2018/wordml" xmlns:w16sdtdh="http://schemas.microsoft.com/office/word/2020/wordml/sdtdatahash" xmlns:w16se="http://schemas.microsoft.com/office/word/2015/wordml/symex" xmlns:wpg="http://schemas.microsoft.com/office/word/2010/wordprocessingGroup" xmlns:wpi="http://schemas.microsoft.com/office/word/2010/wordprocessingInk" xmlns:wne="http://schemas.microsoft.com/office/word/2006/wordml" xmlns:wps="http://schemas.microsoft.com/office/word/2010/wordprocessingShape" mc:Ignorable="w14 w15 w16se w16cid w16 w16cex w16sdtdh wp14">
+<w:numbering xmlns:wpc="http://schemas.microsoft.com/office/word/2010/wordprocessingCanvas" xmlns:cx="http://schemas.microsoft.com/office/drawing/2014/chartex" xmlns:cx1="http://schemas.microsoft.com/office/drawing/2015/9/8/chartex" xmlns:cx2="http://schemas.microsoft.com/office/drawing/2015/10/21/chartex" xmlns:cx3="http://schemas.microsoft.com/office/drawing/2016/5/9/chartex" xmlns:cx4="http://schemas.microsoft.com/office/drawing/2016/5/10/chartex" xmlns:cx5="http://schemas.microsoft.com/office/drawing/2016/5/11/chartex" xmlns:cx6="http://schemas.microsoft.com/office/drawing/2016/5/12/chartex" xmlns:cx7="http://schemas.microsoft.com/office/drawing/2016/5/13/chartex" xmlns:cx8="http://schemas.microsoft.com/office/drawing/2016/5/14/chartex" xmlns:mc="http://schemas.openxmlformats.org/markup-compatibility/2006" xmlns:aink="http://schemas.microsoft.com/office/drawing/2016/ink" xmlns:am3d="http://schemas.microsoft.com/office/drawing/2017/model3d" xmlns:o="urn:schemas-microsoft-com:office:office" xmlns:r="http://schemas.openxmlformats.org/officeDocument/2006/relationships" xmlns:m="http://schemas.openxmlformats.org/officeDocument/2006/math" xmlns:v="urn:schemas-microsoft-com:vml" xmlns:wp14="http://schemas.microsoft.com/office/word/2010/wordprocessingDrawing" xmlns:wp="http://schemas.openxmlformats.org/drawingml/2006/wordprocessingDrawing" xmlns:w10="urn:schemas-microsoft-com:office:word" xmlns:w="http://schemas.openxmlformats.org/wordprocessingml/2006/main" xmlns:w14="http://schemas.microsoft.com/office/word/2010/wordml" xmlns:w15="http://schemas.microsoft.com/office/word/2012/wordml" xmlns:w16cex="http://schemas.microsoft.com/office/word/2018/wordml/cex" xmlns:w16cid="http://schemas.microsoft.com/office/word/2016/wordml/cid" xmlns:w16="http://schemas.microsoft.com/office/word/2018/wordml" xmlns:w16sdtdh="http://schemas.microsoft.com/office/word/2020/wordml/sdtdatahash" xmlns:w16se="http://schemas.microsoft.com/office/word/2015/wordml/symex" xmlns:wpg="http://schemas.microsoft.com/office/word/2010/wordprocessingGroup" xmlns:wpi="http://schemas.microsoft.com/office/word/2010/wordprocessingInk" xmlns:wne="http://schemas.microsoft.com/office/word/2006/wordml" xmlns:wps="http://schemas.microsoft.com/office/word/2010/wordprocessingShape" mc:Ignorable="w14 w15 w16se w16cid w16 w16cex w16sdtdh wp14">
   <w:abstractNum w:abstractNumId="0" w15:restartNumberingAfterBreak="0">
+    <w:nsid w:val="09E420BD"/>
+    <w:multiLevelType w:val="hybridMultilevel"/>
+    <w:tmpl w:val="F84E870A"/>
+    <w:lvl w:ilvl="0" w:tplc="F8741664">
+      <w:start w:val="1"/>
+      <w:numFmt w:val="bullet"/>
+      <w:lvlText w:val=""/>
+      <w:lvlJc w:val="left"/>
+      <w:pPr>
+        <w:ind w:left="899" w:hanging="360"/>
+      </w:pPr>
+      <w:rPr>
+        <w:rFonts w:ascii="Symbol" w:hAnsi="Symbol" w:hint="default"/>
+        <w:b w:val="0"/>
+        <w:bCs w:val="0"/>
+      </w:rPr>
+    </w:lvl>
+    <w:lvl w:ilvl="1" w:tplc="04190003" w:tentative="1">
+      <w:start w:val="1"/>
+      <w:numFmt w:val="bullet"/>
+      <w:lvlText w:val="o"/>
+      <w:lvlJc w:val="left"/>
+      <w:pPr>
+        <w:ind w:left="1619" w:hanging="360"/>
+      </w:pPr>
+      <w:rPr>
+        <w:rFonts w:ascii="Courier New" w:hAnsi="Courier New" w:cs="Courier New" w:hint="default"/>
+      </w:rPr>
+    </w:lvl>
+    <w:lvl w:ilvl="2" w:tplc="04190005" w:tentative="1">
+      <w:start w:val="1"/>
+      <w:numFmt w:val="bullet"/>
+      <w:lvlText w:val=""/>
+      <w:lvlJc w:val="left"/>
+      <w:pPr>
+        <w:ind w:left="2339" w:hanging="360"/>
+      </w:pPr>
+      <w:rPr>
+        <w:rFonts w:ascii="Wingdings" w:hAnsi="Wingdings" w:hint="default"/>
+      </w:rPr>
+    </w:lvl>
+    <w:lvl w:ilvl="3" w:tplc="04190001" w:tentative="1">
+      <w:start w:val="1"/>
+      <w:numFmt w:val="bullet"/>
+      <w:lvlText w:val=""/>
+      <w:lvlJc w:val="left"/>
+      <w:pPr>
+        <w:ind w:left="3059" w:hanging="360"/>
+      </w:pPr>
+      <w:rPr>
+        <w:rFonts w:ascii="Symbol" w:hAnsi="Symbol" w:hint="default"/>
+      </w:rPr>
+    </w:lvl>
+    <w:lvl w:ilvl="4" w:tplc="04190003" w:tentative="1">
+      <w:start w:val="1"/>
+      <w:numFmt w:val="bullet"/>
+      <w:lvlText w:val="o"/>
+      <w:lvlJc w:val="left"/>
+      <w:pPr>
+        <w:ind w:left="3779" w:hanging="360"/>
+      </w:pPr>
+      <w:rPr>
+        <w:rFonts w:ascii="Courier New" w:hAnsi="Courier New" w:cs="Courier New" w:hint="default"/>
+      </w:rPr>
+    </w:lvl>
+    <w:lvl w:ilvl="5" w:tplc="04190005" w:tentative="1">
+      <w:start w:val="1"/>
+      <w:numFmt w:val="bullet"/>
+      <w:lvlText w:val=""/>
+      <w:lvlJc w:val="left"/>
+      <w:pPr>
+        <w:ind w:left="4499" w:hanging="360"/>
+      </w:pPr>
+      <w:rPr>
+        <w:rFonts w:ascii="Wingdings" w:hAnsi="Wingdings" w:hint="default"/>
+      </w:rPr>
+    </w:lvl>
+    <w:lvl w:ilvl="6" w:tplc="04190001" w:tentative="1">
+      <w:start w:val="1"/>
+      <w:numFmt w:val="bullet"/>
+      <w:lvlText w:val=""/>
+      <w:lvlJc w:val="left"/>
+      <w:pPr>
+        <w:ind w:left="5219" w:hanging="360"/>
+      </w:pPr>
+      <w:rPr>
+        <w:rFonts w:ascii="Symbol" w:hAnsi="Symbol" w:hint="default"/>
+      </w:rPr>
+    </w:lvl>
+    <w:lvl w:ilvl="7" w:tplc="04190003" w:tentative="1">
+      <w:start w:val="1"/>
+      <w:numFmt w:val="bullet"/>
+      <w:lvlText w:val="o"/>
+      <w:lvlJc w:val="left"/>
+      <w:pPr>
+        <w:ind w:left="5939" w:hanging="360"/>
+      </w:pPr>
+      <w:rPr>
+        <w:rFonts w:ascii="Courier New" w:hAnsi="Courier New" w:cs="Courier New" w:hint="default"/>
+      </w:rPr>
+    </w:lvl>
+    <w:lvl w:ilvl="8" w:tplc="04190005" w:tentative="1">
+      <w:start w:val="1"/>
+      <w:numFmt w:val="bullet"/>
+      <w:lvlText w:val=""/>
+      <w:lvlJc w:val="left"/>
+      <w:pPr>
+        <w:ind w:left="6659" w:hanging="360"/>
+      </w:pPr>
+      <w:rPr>
+        <w:rFonts w:ascii="Wingdings" w:hAnsi="Wingdings" w:hint="default"/>
+      </w:rPr>
+    </w:lvl>
+  </w:abstractNum>
+  <w:abstractNum w:abstractNumId="1" w15:restartNumberingAfterBreak="0">
     <w:nsid w:val="15272C40"/>
     <w:multiLevelType w:val="hybridMultilevel"/>
     <w:tmpl w:val="B622E17C"/>
@@ -1443,7 +1599,7 @@
       </w:rPr>
     </w:lvl>
   </w:abstractNum>
-  <w:abstractNum w:abstractNumId="1" w15:restartNumberingAfterBreak="0">
+  <w:abstractNum w:abstractNumId="2" w15:restartNumberingAfterBreak="0">
     <w:nsid w:val="1AB26392"/>
     <w:multiLevelType w:val="hybridMultilevel"/>
     <w:tmpl w:val="B0EE4D0E"/>
@@ -1556,7 +1712,120 @@
       </w:rPr>
     </w:lvl>
   </w:abstractNum>
-  <w:abstractNum w:abstractNumId="2" w15:restartNumberingAfterBreak="0">
+  <w:abstractNum w:abstractNumId="3" w15:restartNumberingAfterBreak="0">
+    <w:nsid w:val="1ED63DDA"/>
+    <w:multiLevelType w:val="hybridMultilevel"/>
+    <w:tmpl w:val="4BE04076"/>
+    <w:lvl w:ilvl="0" w:tplc="04190001">
+      <w:start w:val="1"/>
+      <w:numFmt w:val="bullet"/>
+      <w:lvlText w:val=""/>
+      <w:lvlJc w:val="left"/>
+      <w:pPr>
+        <w:ind w:left="1041" w:hanging="360"/>
+      </w:pPr>
+      <w:rPr>
+        <w:rFonts w:ascii="Symbol" w:hAnsi="Symbol" w:hint="default"/>
+      </w:rPr>
+    </w:lvl>
+    <w:lvl w:ilvl="1" w:tplc="04190003" w:tentative="1">
+      <w:start w:val="1"/>
+      <w:numFmt w:val="bullet"/>
+      <w:lvlText w:val="o"/>
+      <w:lvlJc w:val="left"/>
+      <w:pPr>
+        <w:ind w:left="1761" w:hanging="360"/>
+      </w:pPr>
+      <w:rPr>
+        <w:rFonts w:ascii="Courier New" w:hAnsi="Courier New" w:cs="Courier New" w:hint="default"/>
+      </w:rPr>
+    </w:lvl>
+    <w:lvl w:ilvl="2" w:tplc="04190005" w:tentative="1">
+      <w:start w:val="1"/>
+      <w:numFmt w:val="bullet"/>
+      <w:lvlText w:val=""/>
+      <w:lvlJc w:val="left"/>
+      <w:pPr>
+        <w:ind w:left="2481" w:hanging="360"/>
+      </w:pPr>
+      <w:rPr>
+        <w:rFonts w:ascii="Wingdings" w:hAnsi="Wingdings" w:hint="default"/>
+      </w:rPr>
+    </w:lvl>
+    <w:lvl w:ilvl="3" w:tplc="04190001" w:tentative="1">
+      <w:start w:val="1"/>
+      <w:numFmt w:val="bullet"/>
+      <w:lvlText w:val=""/>
+      <w:lvlJc w:val="left"/>
+      <w:pPr>
+        <w:ind w:left="3201" w:hanging="360"/>
+      </w:pPr>
+      <w:rPr>
+        <w:rFonts w:ascii="Symbol" w:hAnsi="Symbol" w:hint="default"/>
+      </w:rPr>
+    </w:lvl>
+    <w:lvl w:ilvl="4" w:tplc="04190003" w:tentative="1">
+      <w:start w:val="1"/>
+      <w:numFmt w:val="bullet"/>
+      <w:lvlText w:val="o"/>
+      <w:lvlJc w:val="left"/>
+      <w:pPr>
+        <w:ind w:left="3921" w:hanging="360"/>
+      </w:pPr>
+      <w:rPr>
+        <w:rFonts w:ascii="Courier New" w:hAnsi="Courier New" w:cs="Courier New" w:hint="default"/>
+      </w:rPr>
+    </w:lvl>
+    <w:lvl w:ilvl="5" w:tplc="04190005" w:tentative="1">
+      <w:start w:val="1"/>
+      <w:numFmt w:val="bullet"/>
+      <w:lvlText w:val=""/>
+      <w:lvlJc w:val="left"/>
+      <w:pPr>
+        <w:ind w:left="4641" w:hanging="360"/>
+      </w:pPr>
+      <w:rPr>
+        <w:rFonts w:ascii="Wingdings" w:hAnsi="Wingdings" w:hint="default"/>
+      </w:rPr>
+    </w:lvl>
+    <w:lvl w:ilvl="6" w:tplc="04190001" w:tentative="1">
+      <w:start w:val="1"/>
+      <w:numFmt w:val="bullet"/>
+      <w:lvlText w:val=""/>
+      <w:lvlJc w:val="left"/>
+      <w:pPr>
+        <w:ind w:left="5361" w:hanging="360"/>
+      </w:pPr>
+      <w:rPr>
+        <w:rFonts w:ascii="Symbol" w:hAnsi="Symbol" w:hint="default"/>
+      </w:rPr>
+    </w:lvl>
+    <w:lvl w:ilvl="7" w:tplc="04190003" w:tentative="1">
+      <w:start w:val="1"/>
+      <w:numFmt w:val="bullet"/>
+      <w:lvlText w:val="o"/>
+      <w:lvlJc w:val="left"/>
+      <w:pPr>
+        <w:ind w:left="6081" w:hanging="360"/>
+      </w:pPr>
+      <w:rPr>
+        <w:rFonts w:ascii="Courier New" w:hAnsi="Courier New" w:cs="Courier New" w:hint="default"/>
+      </w:rPr>
+    </w:lvl>
+    <w:lvl w:ilvl="8" w:tplc="04190005" w:tentative="1">
+      <w:start w:val="1"/>
+      <w:numFmt w:val="bullet"/>
+      <w:lvlText w:val=""/>
+      <w:lvlJc w:val="left"/>
+      <w:pPr>
+        <w:ind w:left="6801" w:hanging="360"/>
+      </w:pPr>
+      <w:rPr>
+        <w:rFonts w:ascii="Wingdings" w:hAnsi="Wingdings" w:hint="default"/>
+      </w:rPr>
+    </w:lvl>
+  </w:abstractNum>
+  <w:abstractNum w:abstractNumId="4" w15:restartNumberingAfterBreak="0">
     <w:nsid w:val="1F9D75C2"/>
     <w:multiLevelType w:val="hybridMultilevel"/>
     <w:tmpl w:val="B1163C5E"/>
@@ -1669,7 +1938,7 @@
       </w:rPr>
     </w:lvl>
   </w:abstractNum>
-  <w:abstractNum w:abstractNumId="3" w15:restartNumberingAfterBreak="0">
+  <w:abstractNum w:abstractNumId="5" w15:restartNumberingAfterBreak="0">
     <w:nsid w:val="255A1564"/>
     <w:multiLevelType w:val="multilevel"/>
     <w:tmpl w:val="B75605C0"/>
@@ -1818,7 +2087,7 @@
       </w:rPr>
     </w:lvl>
   </w:abstractNum>
-  <w:abstractNum w:abstractNumId="4" w15:restartNumberingAfterBreak="0">
+  <w:abstractNum w:abstractNumId="6" w15:restartNumberingAfterBreak="0">
     <w:nsid w:val="3555466C"/>
     <w:multiLevelType w:val="hybridMultilevel"/>
     <w:tmpl w:val="9B5EDB32"/>
@@ -1931,7 +2200,7 @@
       </w:rPr>
     </w:lvl>
   </w:abstractNum>
-  <w:abstractNum w:abstractNumId="5" w15:restartNumberingAfterBreak="0">
+  <w:abstractNum w:abstractNumId="7" w15:restartNumberingAfterBreak="0">
     <w:nsid w:val="39CC0836"/>
     <w:multiLevelType w:val="hybridMultilevel"/>
     <w:tmpl w:val="26864D76"/>
@@ -2046,7 +2315,7 @@
       </w:rPr>
     </w:lvl>
   </w:abstractNum>
-  <w:abstractNum w:abstractNumId="6" w15:restartNumberingAfterBreak="0">
+  <w:abstractNum w:abstractNumId="8" w15:restartNumberingAfterBreak="0">
     <w:nsid w:val="43782112"/>
     <w:multiLevelType w:val="hybridMultilevel"/>
     <w:tmpl w:val="329628C6"/>
@@ -2159,7 +2428,7 @@
       </w:rPr>
     </w:lvl>
   </w:abstractNum>
-  <w:abstractNum w:abstractNumId="7" w15:restartNumberingAfterBreak="0">
+  <w:abstractNum w:abstractNumId="9" w15:restartNumberingAfterBreak="0">
     <w:nsid w:val="4D503FA7"/>
     <w:multiLevelType w:val="hybridMultilevel"/>
     <w:tmpl w:val="503EC17A"/>
@@ -2272,7 +2541,7 @@
       </w:rPr>
     </w:lvl>
   </w:abstractNum>
-  <w:abstractNum w:abstractNumId="8" w15:restartNumberingAfterBreak="0">
+  <w:abstractNum w:abstractNumId="10" w15:restartNumberingAfterBreak="0">
     <w:nsid w:val="52EE4656"/>
     <w:multiLevelType w:val="multilevel"/>
     <w:tmpl w:val="273EE516"/>
@@ -2389,7 +2658,7 @@
       </w:pPr>
     </w:lvl>
   </w:abstractNum>
-  <w:abstractNum w:abstractNumId="9" w15:restartNumberingAfterBreak="0">
+  <w:abstractNum w:abstractNumId="11" w15:restartNumberingAfterBreak="0">
     <w:nsid w:val="55363625"/>
     <w:multiLevelType w:val="hybridMultilevel"/>
     <w:tmpl w:val="E53A83CE"/>
@@ -2502,7 +2771,7 @@
       </w:rPr>
     </w:lvl>
   </w:abstractNum>
-  <w:abstractNum w:abstractNumId="10" w15:restartNumberingAfterBreak="0">
+  <w:abstractNum w:abstractNumId="12" w15:restartNumberingAfterBreak="0">
     <w:nsid w:val="63044A0B"/>
     <w:multiLevelType w:val="hybridMultilevel"/>
     <w:tmpl w:val="A8067704"/>
@@ -2615,7 +2884,7 @@
       </w:rPr>
     </w:lvl>
   </w:abstractNum>
-  <w:abstractNum w:abstractNumId="11" w15:restartNumberingAfterBreak="0">
+  <w:abstractNum w:abstractNumId="13" w15:restartNumberingAfterBreak="0">
     <w:nsid w:val="7767700B"/>
     <w:multiLevelType w:val="hybridMultilevel"/>
     <w:tmpl w:val="5792F326"/>
@@ -2728,41 +2997,47 @@
       </w:rPr>
     </w:lvl>
   </w:abstractNum>
-  <w:num w:numId="1" w16cid:durableId="1936815207">
-    <w:abstractNumId w:val="0"/>
+  <w:num w:numId="1">
+    <w:abstractNumId w:val="1"/>
   </w:num>
-  <w:num w:numId="2" w16cid:durableId="1295451761">
+  <w:num w:numId="2">
+    <w:abstractNumId w:val="7"/>
+  </w:num>
+  <w:num w:numId="3">
+    <w:abstractNumId w:val="11"/>
+  </w:num>
+  <w:num w:numId="4">
+    <w:abstractNumId w:val="4"/>
+  </w:num>
+  <w:num w:numId="5">
     <w:abstractNumId w:val="5"/>
   </w:num>
-  <w:num w:numId="3" w16cid:durableId="454568830">
+  <w:num w:numId="6">
+    <w:abstractNumId w:val="2"/>
+  </w:num>
+  <w:num w:numId="7">
     <w:abstractNumId w:val="9"/>
   </w:num>
-  <w:num w:numId="4" w16cid:durableId="512261699">
-    <w:abstractNumId w:val="2"/>
+  <w:num w:numId="8">
+    <w:abstractNumId w:val="12"/>
   </w:num>
-  <w:num w:numId="5" w16cid:durableId="831023473">
+  <w:num w:numId="9">
+    <w:abstractNumId w:val="6"/>
+  </w:num>
+  <w:num w:numId="10">
+    <w:abstractNumId w:val="10"/>
+  </w:num>
+  <w:num w:numId="11">
+    <w:abstractNumId w:val="13"/>
+  </w:num>
+  <w:num w:numId="12">
+    <w:abstractNumId w:val="8"/>
+  </w:num>
+  <w:num w:numId="13">
     <w:abstractNumId w:val="3"/>
   </w:num>
-  <w:num w:numId="6" w16cid:durableId="12464394">
-    <w:abstractNumId w:val="1"/>
-  </w:num>
-  <w:num w:numId="7" w16cid:durableId="1837332784">
-    <w:abstractNumId w:val="7"/>
-  </w:num>
-  <w:num w:numId="8" w16cid:durableId="84956588">
-    <w:abstractNumId w:val="10"/>
-  </w:num>
-  <w:num w:numId="9" w16cid:durableId="439230299">
-    <w:abstractNumId w:val="4"/>
-  </w:num>
-  <w:num w:numId="10" w16cid:durableId="758058613">
-    <w:abstractNumId w:val="8"/>
-  </w:num>
-  <w:num w:numId="11" w16cid:durableId="1031881903">
-    <w:abstractNumId w:val="11"/>
-  </w:num>
-  <w:num w:numId="12" w16cid:durableId="1715764189">
-    <w:abstractNumId w:val="6"/>
+  <w:num w:numId="14">
+    <w:abstractNumId w:val="0"/>
   </w:num>
 </w:numbering>
 </file>
